--- a/10_预审版/正文初稿_v3_预审修订版.docx
+++ b/10_预审版/正文初稿_v3_预审修订版.docx
@@ -9,6 +9,7 @@
       <w:r>
         <w:rPr>
           <w:b/>
+          <w:i w:val="0"/>
           <w:color w:val="C03020"/>
           <w:sz w:val="19"/>
         </w:rPr>
@@ -22,6 +23,7 @@
       <w:r>
         <w:rPr>
           <w:b w:val="0"/>
+          <w:i w:val="0"/>
           <w:color w:val="444444"/>
           <w:sz w:val="18"/>
         </w:rPr>
@@ -35,6 +37,7 @@
       <w:r>
         <w:rPr>
           <w:b/>
+          <w:i w:val="0"/>
           <w:color w:val="111111"/>
           <w:sz w:val="25"/>
         </w:rPr>
@@ -48,6 +51,7 @@
       <w:r>
         <w:rPr>
           <w:b w:val="0"/>
+          <w:i w:val="0"/>
           <w:color w:val="111111"/>
           <w:sz w:val="21"/>
         </w:rPr>
@@ -61,6 +65,7 @@
       <w:r>
         <w:rPr>
           <w:b w:val="0"/>
+          <w:i w:val="0"/>
           <w:color w:val="111111"/>
           <w:sz w:val="21"/>
         </w:rPr>
@@ -74,6 +79,7 @@
       <w:r>
         <w:rPr>
           <w:b w:val="0"/>
+          <w:i w:val="0"/>
           <w:color w:val="111111"/>
           <w:sz w:val="21"/>
         </w:rPr>
@@ -87,6 +93,7 @@
       <w:r>
         <w:rPr>
           <w:b w:val="0"/>
+          <w:i w:val="0"/>
           <w:color w:val="111111"/>
           <w:sz w:val="21"/>
         </w:rPr>
@@ -100,6 +107,7 @@
       <w:r>
         <w:rPr>
           <w:b w:val="0"/>
+          <w:i w:val="0"/>
           <w:color w:val="111111"/>
           <w:sz w:val="21"/>
         </w:rPr>
@@ -113,6 +121,7 @@
       <w:r>
         <w:rPr>
           <w:b w:val="0"/>
+          <w:i w:val="0"/>
           <w:color w:val="111111"/>
           <w:sz w:val="21"/>
         </w:rPr>
@@ -126,6 +135,7 @@
       <w:r>
         <w:rPr>
           <w:b/>
+          <w:i w:val="0"/>
           <w:color w:val="111111"/>
           <w:sz w:val="25"/>
         </w:rPr>
@@ -139,6 +149,7 @@
       <w:r>
         <w:rPr>
           <w:b w:val="0"/>
+          <w:i w:val="0"/>
           <w:color w:val="111111"/>
           <w:sz w:val="21"/>
         </w:rPr>
@@ -152,6 +163,7 @@
       <w:r>
         <w:rPr>
           <w:b/>
+          <w:i w:val="0"/>
           <w:color w:val="111111"/>
           <w:sz w:val="21"/>
         </w:rPr>
@@ -160,6 +172,7 @@
       <w:r>
         <w:rPr>
           <w:b w:val="0"/>
+          <w:i w:val="0"/>
           <w:color w:val="111111"/>
           <w:sz w:val="21"/>
         </w:rPr>
@@ -173,6 +186,7 @@
       <w:r>
         <w:rPr>
           <w:b w:val="0"/>
+          <w:i w:val="0"/>
           <w:color w:val="111111"/>
           <w:sz w:val="21"/>
         </w:rPr>
@@ -191,6 +205,7 @@
       <w:r>
         <w:rPr>
           <w:b/>
+          <w:i w:val="0"/>
           <w:color w:val="111111"/>
           <w:sz w:val="26"/>
         </w:rPr>
@@ -204,6 +219,7 @@
       <w:r>
         <w:rPr>
           <w:b w:val="0"/>
+          <w:i w:val="0"/>
           <w:color w:val="111111"/>
           <w:sz w:val="21"/>
         </w:rPr>
@@ -217,6 +233,7 @@
       <w:r>
         <w:rPr>
           <w:b w:val="0"/>
+          <w:i w:val="0"/>
           <w:color w:val="111111"/>
           <w:sz w:val="21"/>
         </w:rPr>
@@ -230,6 +247,7 @@
       <w:r>
         <w:rPr>
           <w:b w:val="0"/>
+          <w:i w:val="0"/>
           <w:color w:val="111111"/>
           <w:sz w:val="21"/>
         </w:rPr>
@@ -247,6 +265,7 @@
       <w:r>
         <w:rPr>
           <w:b w:val="0"/>
+          <w:i w:val="0"/>
           <w:color w:val="111111"/>
           <w:sz w:val="21"/>
         </w:rPr>
@@ -255,6 +274,7 @@
       <w:r>
         <w:rPr>
           <w:b/>
+          <w:i w:val="0"/>
           <w:color w:val="111111"/>
           <w:sz w:val="21"/>
         </w:rPr>
@@ -263,6 +283,7 @@
       <w:r>
         <w:rPr>
           <w:b w:val="0"/>
+          <w:i w:val="0"/>
           <w:color w:val="111111"/>
           <w:sz w:val="21"/>
         </w:rPr>
@@ -276,6 +297,7 @@
       <w:r>
         <w:rPr>
           <w:b w:val="0"/>
+          <w:i w:val="0"/>
           <w:color w:val="111111"/>
           <w:sz w:val="21"/>
         </w:rPr>
@@ -289,6 +311,7 @@
       <w:r>
         <w:rPr>
           <w:b w:val="0"/>
+          <w:i w:val="0"/>
           <w:color w:val="111111"/>
           <w:sz w:val="21"/>
         </w:rPr>
@@ -302,6 +325,7 @@
       <w:r>
         <w:rPr>
           <w:b w:val="0"/>
+          <w:i w:val="0"/>
           <w:color w:val="111111"/>
           <w:sz w:val="21"/>
         </w:rPr>
@@ -315,6 +339,7 @@
       <w:r>
         <w:rPr>
           <w:b/>
+          <w:i w:val="0"/>
           <w:color w:val="111111"/>
           <w:sz w:val="26"/>
         </w:rPr>
@@ -323,15 +348,16 @@
     </w:p>
     <w:p>
       <w:pPr>
-        <w:spacing w:before="0" w:after="100"/>
-      </w:pPr>
-      <w:r>
-        <w:rPr>
-          <w:b w:val="0"/>
-          <w:color w:val="111111"/>
-          <w:sz w:val="21"/>
-        </w:rPr>
-        <w:t>### Cohort and study setting</w:t>
+        <w:spacing w:before="200" w:after="100"/>
+      </w:pPr>
+      <w:r>
+        <w:rPr>
+          <w:b/>
+          <w:i w:val="0"/>
+          <w:color w:val="111111"/>
+          <w:sz w:val="23"/>
+        </w:rPr>
+        <w:t>Cohort and study setting</w:t>
       </w:r>
     </w:p>
     <w:p>
@@ -341,6 +367,7 @@
       <w:r>
         <w:rPr>
           <w:b w:val="0"/>
+          <w:i w:val="0"/>
           <w:color w:val="111111"/>
           <w:sz w:val="21"/>
         </w:rPr>
@@ -354,6 +381,7 @@
       <w:r>
         <w:rPr>
           <w:b/>
+          <w:i w:val="0"/>
           <w:color w:val="111111"/>
           <w:sz w:val="22"/>
         </w:rPr>
@@ -407,6 +435,7 @@
       <w:r>
         <w:rPr>
           <w:b/>
+          <w:i w:val="0"/>
           <w:color w:val="444444"/>
           <w:sz w:val="18"/>
         </w:rPr>
@@ -415,6 +444,7 @@
       <w:r>
         <w:rPr>
           <w:b w:val="0"/>
+          <w:i w:val="0"/>
           <w:color w:val="444444"/>
           <w:sz w:val="18"/>
         </w:rPr>
@@ -423,6 +453,7 @@
       <w:r>
         <w:rPr>
           <w:b/>
+          <w:i w:val="0"/>
           <w:color w:val="444444"/>
           <w:sz w:val="18"/>
         </w:rPr>
@@ -431,14 +462,16 @@
       <w:r>
         <w:rPr>
           <w:b w:val="0"/>
+          <w:i w:val="0"/>
           <w:color w:val="444444"/>
           <w:sz w:val="18"/>
         </w:rPr>
-        <w:t xml:space="preserve"> 200,859 unit stays → first ICU stay per patient (139,367) → age ≥65 years (71,734; ages &gt;89 recorded as 90) → ICU length of stay ≥24 h (50,138) → medical or medical–surgical ICU (31,307) → exclusion of deaths within 24 h of ICU admission (7) and of missing hospital outcome status (363) → </w:t>
+        <w:t xml:space="preserve"> 200,859 unit stays → first ICU stay per patient (139,367) → age ≥65 years (71,734; ages &gt;89 recorded as 90) → ICU length of stay ≥24 h (50,138) → medical or medical–surgical ICU (31,307) → exclusion of deaths within 24 h of ICU admission (7) and of missing hospital outcome status (363) and of missing albumin, height and weight (141) → </w:t>
       </w:r>
       <w:r>
         <w:rPr>
           <w:b/>
+          <w:i w:val="0"/>
           <w:color w:val="444444"/>
           <w:sz w:val="18"/>
         </w:rPr>
@@ -447,6 +480,7 @@
       <w:r>
         <w:rPr>
           <w:b w:val="0"/>
+          <w:i w:val="0"/>
           <w:color w:val="444444"/>
           <w:sz w:val="18"/>
         </w:rPr>
@@ -455,6 +489,7 @@
       <w:r>
         <w:rPr>
           <w:b/>
+          <w:i w:val="0"/>
           <w:color w:val="444444"/>
           <w:sz w:val="18"/>
         </w:rPr>
@@ -463,6 +498,7 @@
       <w:r>
         <w:rPr>
           <w:b w:val="0"/>
+          <w:i w:val="0"/>
           <w:color w:val="444444"/>
           <w:sz w:val="18"/>
         </w:rPr>
@@ -471,6 +507,7 @@
       <w:r>
         <w:rPr>
           <w:b/>
+          <w:i w:val="0"/>
           <w:color w:val="444444"/>
           <w:sz w:val="18"/>
         </w:rPr>
@@ -479,14 +516,16 @@
       <w:r>
         <w:rPr>
           <w:b w:val="0"/>
+          <w:i w:val="0"/>
           <w:color w:val="444444"/>
           <w:sz w:val="18"/>
         </w:rPr>
-        <w:t xml:space="preserve"> 94,458 ICU stays → first ICU stay per patient (65,366) → age ≥65 years (35,499, age corrected by the difference between admission and anchor year) → ICU length of stay ≥24 h (28,607) → first stay in a medical or medical–surgical ICU (8,629) → exclusion of deaths within 24 h of ICU admission (35) → </w:t>
+        <w:t xml:space="preserve"> 94,458 ICU stays → first ICU stay per patient (65,366) → age ≥65 years (35,499; age at admission = anchor_age + (admission year − anchor year)) → ICU length of stay ≥24 h (28,607) → first stay in a medical or medical–surgical ICU (8,629) → exclusion of deaths within 24 h of ICU admission (35) and of missing albumin, height and weight (15) → </w:t>
       </w:r>
       <w:r>
         <w:rPr>
           <w:b/>
+          <w:i w:val="0"/>
           <w:color w:val="444444"/>
           <w:sz w:val="18"/>
         </w:rPr>
@@ -495,6 +534,7 @@
       <w:r>
         <w:rPr>
           <w:b w:val="0"/>
+          <w:i w:val="0"/>
           <w:color w:val="444444"/>
           <w:sz w:val="18"/>
         </w:rPr>
@@ -503,6 +543,7 @@
       <w:r>
         <w:rPr>
           <w:b/>
+          <w:i w:val="0"/>
           <w:color w:val="444444"/>
           <w:sz w:val="18"/>
         </w:rPr>
@@ -511,6 +552,7 @@
       <w:r>
         <w:rPr>
           <w:b w:val="0"/>
+          <w:i w:val="0"/>
           <w:color w:val="444444"/>
           <w:sz w:val="18"/>
         </w:rPr>
@@ -519,6 +561,7 @@
       <w:r>
         <w:rPr>
           <w:b/>
+          <w:i w:val="0"/>
           <w:color w:val="444444"/>
           <w:sz w:val="18"/>
         </w:rPr>
@@ -527,6 +570,7 @@
       <w:r>
         <w:rPr>
           <w:b w:val="0"/>
+          <w:i w:val="0"/>
           <w:color w:val="444444"/>
           <w:sz w:val="18"/>
         </w:rPr>
@@ -535,6 +579,7 @@
       <w:r>
         <w:rPr>
           <w:b/>
+          <w:i w:val="0"/>
           <w:color w:val="444444"/>
           <w:sz w:val="18"/>
         </w:rPr>
@@ -543,6 +588,7 @@
       <w:r>
         <w:rPr>
           <w:b w:val="0"/>
+          <w:i w:val="0"/>
           <w:color w:val="444444"/>
           <w:sz w:val="18"/>
         </w:rPr>
@@ -551,6 +597,7 @@
       <w:r>
         <w:rPr>
           <w:b/>
+          <w:i w:val="0"/>
           <w:color w:val="444444"/>
           <w:sz w:val="18"/>
         </w:rPr>
@@ -559,6 +606,7 @@
       <w:r>
         <w:rPr>
           <w:b w:val="0"/>
+          <w:i w:val="0"/>
           <w:color w:val="444444"/>
           <w:sz w:val="18"/>
         </w:rPr>
@@ -572,6 +620,7 @@
       <w:r>
         <w:rPr>
           <w:b/>
+          <w:i w:val="0"/>
           <w:color w:val="111111"/>
           <w:sz w:val="22"/>
         </w:rPr>
@@ -614,6 +663,7 @@
             <w:r>
               <w:rPr>
                 <w:b/>
+                <w:i w:val="0"/>
                 <w:sz w:val="17"/>
               </w:rPr>
               <w:t>SOFA</w:t>
@@ -631,6 +681,7 @@
             <w:r>
               <w:rPr>
                 <w:b/>
+                <w:i w:val="0"/>
                 <w:sz w:val="17"/>
               </w:rPr>
               <w:t>OASIS</w:t>
@@ -648,6 +699,7 @@
             <w:r>
               <w:rPr>
                 <w:b/>
+                <w:i w:val="0"/>
                 <w:sz w:val="17"/>
               </w:rPr>
               <w:t>SAPS-II</w:t>
@@ -667,6 +719,7 @@
             <w:r>
               <w:rPr>
                 <w:b w:val="0"/>
+                <w:i w:val="0"/>
                 <w:sz w:val="17"/>
               </w:rPr>
               <w:t xml:space="preserve">Hospitals included, </w:t>
@@ -692,6 +745,7 @@
             <w:r>
               <w:rPr>
                 <w:b w:val="0"/>
+                <w:i w:val="0"/>
                 <w:sz w:val="17"/>
               </w:rPr>
               <w:t>103</w:t>
@@ -709,6 +763,7 @@
             <w:r>
               <w:rPr>
                 <w:b w:val="0"/>
+                <w:i w:val="0"/>
                 <w:sz w:val="17"/>
               </w:rPr>
               <w:t>103</w:t>
@@ -726,6 +781,7 @@
             <w:r>
               <w:rPr>
                 <w:b w:val="0"/>
+                <w:i w:val="0"/>
                 <w:sz w:val="17"/>
               </w:rPr>
               <w:t>103</w:t>
@@ -745,6 +801,7 @@
             <w:r>
               <w:rPr>
                 <w:b w:val="0"/>
+                <w:i w:val="0"/>
                 <w:sz w:val="17"/>
               </w:rPr>
               <w:t>Pooled model AUC (95% CI)</w:t>
@@ -762,6 +819,7 @@
             <w:r>
               <w:rPr>
                 <w:b w:val="0"/>
+                <w:i w:val="0"/>
                 <w:sz w:val="17"/>
               </w:rPr>
               <w:t>0.732 (0.720–0.745)</w:t>
@@ -779,6 +837,7 @@
             <w:r>
               <w:rPr>
                 <w:b w:val="0"/>
+                <w:i w:val="0"/>
                 <w:sz w:val="17"/>
               </w:rPr>
               <w:t>0.728 (0.715–0.741)</w:t>
@@ -796,6 +855,7 @@
             <w:r>
               <w:rPr>
                 <w:b w:val="0"/>
+                <w:i w:val="0"/>
                 <w:sz w:val="17"/>
               </w:rPr>
               <w:t>0.761 (0.751–0.771)</w:t>
@@ -815,6 +875,7 @@
             <w:r>
               <w:rPr>
                 <w:b w:val="0"/>
+                <w:i w:val="0"/>
                 <w:sz w:val="17"/>
               </w:rPr>
               <w:t>Per-centre AUC, 10th / median / 90th percentile</w:t>
@@ -832,6 +893,7 @@
             <w:r>
               <w:rPr>
                 <w:b w:val="0"/>
+                <w:i w:val="0"/>
                 <w:sz w:val="17"/>
               </w:rPr>
               <w:t>0.649 / 0.738 / 0.812</w:t>
@@ -849,6 +911,7 @@
             <w:r>
               <w:rPr>
                 <w:b w:val="0"/>
+                <w:i w:val="0"/>
                 <w:sz w:val="17"/>
               </w:rPr>
               <w:t>0.666 / 0.729 / 0.813</w:t>
@@ -866,6 +929,7 @@
             <w:r>
               <w:rPr>
                 <w:b w:val="0"/>
+                <w:i w:val="0"/>
                 <w:sz w:val="17"/>
               </w:rPr>
               <w:t>0.683 / 0.762 / 0.844</w:t>
@@ -885,6 +949,7 @@
             <w:r>
               <w:rPr>
                 <w:b w:val="0"/>
+                <w:i w:val="0"/>
                 <w:sz w:val="17"/>
               </w:rPr>
               <w:t>Between-centre variance (τ²)</w:t>
@@ -902,6 +967,7 @@
             <w:r>
               <w:rPr>
                 <w:b w:val="0"/>
+                <w:i w:val="0"/>
                 <w:sz w:val="17"/>
               </w:rPr>
               <w:t>0.131</w:t>
@@ -919,6 +985,7 @@
             <w:r>
               <w:rPr>
                 <w:b w:val="0"/>
+                <w:i w:val="0"/>
                 <w:sz w:val="17"/>
               </w:rPr>
               <w:t>0.165</w:t>
@@ -936,6 +1003,7 @@
             <w:r>
               <w:rPr>
                 <w:b w:val="0"/>
+                <w:i w:val="0"/>
                 <w:sz w:val="17"/>
               </w:rPr>
               <w:t>0.109</w:t>
@@ -955,6 +1023,7 @@
             <w:r>
               <w:rPr>
                 <w:b w:val="0"/>
+                <w:i w:val="0"/>
                 <w:sz w:val="17"/>
               </w:rPr>
               <w:t>Between-centre heterogeneity, I² (%)</w:t>
@@ -972,6 +1041,7 @@
             <w:r>
               <w:rPr>
                 <w:b w:val="0"/>
+                <w:i w:val="0"/>
                 <w:sz w:val="17"/>
               </w:rPr>
               <w:t>75.4</w:t>
@@ -989,6 +1059,7 @@
             <w:r>
               <w:rPr>
                 <w:b w:val="0"/>
+                <w:i w:val="0"/>
                 <w:sz w:val="17"/>
               </w:rPr>
               <w:t>79.8</w:t>
@@ -1006,6 +1077,7 @@
             <w:r>
               <w:rPr>
                 <w:b w:val="0"/>
+                <w:i w:val="0"/>
                 <w:sz w:val="17"/>
               </w:rPr>
               <w:t>70.4</w:t>
@@ -1025,6 +1097,7 @@
             <w:r>
               <w:rPr>
                 <w:b w:val="0"/>
+                <w:i w:val="0"/>
                 <w:sz w:val="17"/>
               </w:rPr>
               <w:t>Observed-to-expected mortality ratio, 10th / median / 90th percentile</w:t>
@@ -1042,6 +1115,7 @@
             <w:r>
               <w:rPr>
                 <w:b w:val="0"/>
+                <w:i w:val="0"/>
                 <w:sz w:val="17"/>
               </w:rPr>
               <w:t>0.69 / 0.96 / 1.54</w:t>
@@ -1059,6 +1133,7 @@
             <w:r>
               <w:rPr>
                 <w:b w:val="0"/>
+                <w:i w:val="0"/>
                 <w:sz w:val="17"/>
               </w:rPr>
               <w:t>0.71 / 1.03 / 1.57</w:t>
@@ -1076,6 +1151,7 @@
             <w:r>
               <w:rPr>
                 <w:b w:val="0"/>
+                <w:i w:val="0"/>
                 <w:sz w:val="17"/>
               </w:rPr>
               <w:t>0.69 / 1.02 / 1.49</w:t>
@@ -1095,6 +1171,7 @@
             <w:r>
               <w:rPr>
                 <w:b w:val="0"/>
+                <w:i w:val="0"/>
                 <w:sz w:val="17"/>
               </w:rPr>
               <w:t>Calibration slope, 10th / median / 90th percentile</w:t>
@@ -1112,6 +1189,7 @@
             <w:r>
               <w:rPr>
                 <w:b w:val="0"/>
+                <w:i w:val="0"/>
                 <w:sz w:val="17"/>
               </w:rPr>
               <w:t>0.720 / 1.088 / 1.639</w:t>
@@ -1129,6 +1207,7 @@
             <w:r>
               <w:rPr>
                 <w:b w:val="0"/>
+                <w:i w:val="0"/>
                 <w:sz w:val="17"/>
               </w:rPr>
               <w:t>0.734 / 1.104 / 1.681</w:t>
@@ -1146,6 +1225,7 @@
             <w:r>
               <w:rPr>
                 <w:b w:val="0"/>
+                <w:i w:val="0"/>
                 <w:sz w:val="17"/>
               </w:rPr>
               <w:t>0.753 / 1.039 / 1.509</w:t>
@@ -1161,6 +1241,7 @@
       <w:r>
         <w:rPr>
           <w:b w:val="0"/>
+          <w:i w:val="0"/>
           <w:color w:val="444444"/>
           <w:sz w:val="18"/>
         </w:rPr>
@@ -1169,6 +1250,7 @@
       <w:r>
         <w:rPr>
           <w:b/>
+          <w:i w:val="0"/>
           <w:color w:val="444444"/>
           <w:sz w:val="18"/>
         </w:rPr>
@@ -1177,6 +1259,7 @@
       <w:r>
         <w:rPr>
           <w:b w:val="0"/>
+          <w:i w:val="0"/>
           <w:color w:val="444444"/>
           <w:sz w:val="18"/>
         </w:rPr>
@@ -1185,6 +1268,7 @@
       <w:r>
         <w:rPr>
           <w:b/>
+          <w:i w:val="0"/>
           <w:color w:val="444444"/>
           <w:sz w:val="18"/>
         </w:rPr>
@@ -1193,6 +1277,7 @@
       <w:r>
         <w:rPr>
           <w:b w:val="0"/>
+          <w:i w:val="0"/>
           <w:color w:val="444444"/>
           <w:sz w:val="18"/>
         </w:rPr>
@@ -1201,6 +1286,7 @@
       <w:r>
         <w:rPr>
           <w:b/>
+          <w:i w:val="0"/>
           <w:color w:val="444444"/>
           <w:sz w:val="18"/>
         </w:rPr>
@@ -1209,6 +1295,7 @@
       <w:r>
         <w:rPr>
           <w:b w:val="0"/>
+          <w:i w:val="0"/>
           <w:color w:val="444444"/>
           <w:sz w:val="18"/>
         </w:rPr>
@@ -1217,15 +1304,16 @@
     </w:p>
     <w:p>
       <w:pPr>
-        <w:spacing w:before="0" w:after="100"/>
-      </w:pPr>
-      <w:r>
-        <w:rPr>
-          <w:b w:val="0"/>
-          <w:color w:val="111111"/>
-          <w:sz w:val="21"/>
-        </w:rPr>
-        <w:t>### Calibration varies widely across centres while discrimination does not</w:t>
+        <w:spacing w:before="200" w:after="100"/>
+      </w:pPr>
+      <w:r>
+        <w:rPr>
+          <w:b/>
+          <w:i w:val="0"/>
+          <w:color w:val="111111"/>
+          <w:sz w:val="23"/>
+        </w:rPr>
+        <w:t>Calibration varies widely across centres while discrimination does not</w:t>
       </w:r>
     </w:p>
     <w:p>
@@ -1235,6 +1323,7 @@
       <w:r>
         <w:rPr>
           <w:b w:val="0"/>
+          <w:i w:val="0"/>
           <w:color w:val="111111"/>
           <w:sz w:val="21"/>
         </w:rPr>
@@ -1243,6 +1332,7 @@
       <w:r>
         <w:rPr>
           <w:b/>
+          <w:i w:val="0"/>
           <w:color w:val="111111"/>
           <w:sz w:val="21"/>
         </w:rPr>
@@ -1251,6 +1341,7 @@
       <w:r>
         <w:rPr>
           <w:b w:val="0"/>
+          <w:i w:val="0"/>
           <w:color w:val="111111"/>
           <w:sz w:val="21"/>
         </w:rPr>
@@ -1259,6 +1350,7 @@
       <w:r>
         <w:rPr>
           <w:b/>
+          <w:i w:val="0"/>
           <w:color w:val="111111"/>
           <w:sz w:val="21"/>
         </w:rPr>
@@ -1267,6 +1359,7 @@
       <w:r>
         <w:rPr>
           <w:b w:val="0"/>
+          <w:i w:val="0"/>
           <w:color w:val="111111"/>
           <w:sz w:val="21"/>
         </w:rPr>
@@ -1280,6 +1373,7 @@
       <w:r>
         <w:rPr>
           <w:b/>
+          <w:i w:val="0"/>
           <w:color w:val="111111"/>
           <w:sz w:val="22"/>
         </w:rPr>
@@ -1333,6 +1427,7 @@
       <w:r>
         <w:rPr>
           <w:b/>
+          <w:i w:val="0"/>
           <w:color w:val="444444"/>
           <w:sz w:val="18"/>
         </w:rPr>
@@ -1341,6 +1436,7 @@
       <w:r>
         <w:rPr>
           <w:b w:val="0"/>
+          <w:i w:val="0"/>
           <w:color w:val="444444"/>
           <w:sz w:val="18"/>
         </w:rPr>
@@ -1349,6 +1445,7 @@
       <w:r>
         <w:rPr>
           <w:b/>
+          <w:i w:val="0"/>
           <w:color w:val="444444"/>
           <w:sz w:val="18"/>
         </w:rPr>
@@ -1357,6 +1454,7 @@
       <w:r>
         <w:rPr>
           <w:b w:val="0"/>
+          <w:i w:val="0"/>
           <w:color w:val="444444"/>
           <w:sz w:val="18"/>
         </w:rPr>
@@ -1370,6 +1468,7 @@
       <w:r>
         <w:rPr>
           <w:b/>
+          <w:i w:val="0"/>
           <w:color w:val="111111"/>
           <w:sz w:val="22"/>
         </w:rPr>
@@ -1423,6 +1522,7 @@
       <w:r>
         <w:rPr>
           <w:b/>
+          <w:i w:val="0"/>
           <w:color w:val="444444"/>
           <w:sz w:val="18"/>
         </w:rPr>
@@ -1431,6 +1531,7 @@
       <w:r>
         <w:rPr>
           <w:b w:val="0"/>
+          <w:i w:val="0"/>
           <w:color w:val="444444"/>
           <w:sz w:val="18"/>
         </w:rPr>
@@ -1439,6 +1540,7 @@
       <w:r>
         <w:rPr>
           <w:b/>
+          <w:i w:val="0"/>
           <w:color w:val="444444"/>
           <w:sz w:val="18"/>
         </w:rPr>
@@ -1447,6 +1549,7 @@
       <w:r>
         <w:rPr>
           <w:b w:val="0"/>
+          <w:i w:val="0"/>
           <w:color w:val="444444"/>
           <w:sz w:val="18"/>
         </w:rPr>
@@ -1455,6 +1558,7 @@
       <w:r>
         <w:rPr>
           <w:b/>
+          <w:i w:val="0"/>
           <w:color w:val="444444"/>
           <w:sz w:val="18"/>
         </w:rPr>
@@ -1463,6 +1567,7 @@
       <w:r>
         <w:rPr>
           <w:b w:val="0"/>
+          <w:i w:val="0"/>
           <w:color w:val="444444"/>
           <w:sz w:val="18"/>
         </w:rPr>
@@ -1471,6 +1576,7 @@
       <w:r>
         <w:rPr>
           <w:b/>
+          <w:i w:val="0"/>
           <w:color w:val="444444"/>
           <w:sz w:val="18"/>
         </w:rPr>
@@ -1484,6 +1590,7 @@
       <w:r>
         <w:rPr>
           <w:b w:val="0"/>
+          <w:i w:val="0"/>
           <w:color w:val="111111"/>
           <w:sz w:val="21"/>
         </w:rPr>
@@ -1492,6 +1599,7 @@
       <w:r>
         <w:rPr>
           <w:b/>
+          <w:i w:val="0"/>
           <w:color w:val="111111"/>
           <w:sz w:val="21"/>
         </w:rPr>
@@ -1500,6 +1608,7 @@
       <w:r>
         <w:rPr>
           <w:b w:val="0"/>
+          <w:i w:val="0"/>
           <w:color w:val="111111"/>
           <w:sz w:val="21"/>
         </w:rPr>
@@ -1508,6 +1617,7 @@
       <w:r>
         <w:rPr>
           <w:b/>
+          <w:i w:val="0"/>
           <w:color w:val="111111"/>
           <w:sz w:val="21"/>
         </w:rPr>
@@ -1516,6 +1626,7 @@
       <w:r>
         <w:rPr>
           <w:b w:val="0"/>
+          <w:i w:val="0"/>
           <w:color w:val="111111"/>
           <w:sz w:val="21"/>
         </w:rPr>
@@ -1529,6 +1640,7 @@
       <w:r>
         <w:rPr>
           <w:b w:val="0"/>
+          <w:i w:val="0"/>
           <w:color w:val="111111"/>
           <w:sz w:val="21"/>
         </w:rPr>
@@ -1537,6 +1649,7 @@
       <w:r>
         <w:rPr>
           <w:b/>
+          <w:i w:val="0"/>
           <w:color w:val="111111"/>
           <w:sz w:val="21"/>
         </w:rPr>
@@ -1545,6 +1658,7 @@
       <w:r>
         <w:rPr>
           <w:b w:val="0"/>
+          <w:i w:val="0"/>
           <w:color w:val="111111"/>
           <w:sz w:val="21"/>
         </w:rPr>
@@ -1558,6 +1672,7 @@
       <w:r>
         <w:rPr>
           <w:b w:val="0"/>
+          <w:i w:val="0"/>
           <w:color w:val="111111"/>
           <w:sz w:val="21"/>
         </w:rPr>
@@ -1566,15 +1681,16 @@
     </w:p>
     <w:p>
       <w:pPr>
-        <w:spacing w:before="0" w:after="100"/>
-      </w:pPr>
-      <w:r>
-        <w:rPr>
-          <w:b w:val="0"/>
-          <w:color w:val="111111"/>
-          <w:sz w:val="21"/>
-        </w:rPr>
-        <w:t>### Measured case-mix does not explain the drift</w:t>
+        <w:spacing w:before="200" w:after="100"/>
+      </w:pPr>
+      <w:r>
+        <w:rPr>
+          <w:b/>
+          <w:i w:val="0"/>
+          <w:color w:val="111111"/>
+          <w:sz w:val="23"/>
+        </w:rPr>
+        <w:t>Measured case-mix does not explain the drift</w:t>
       </w:r>
     </w:p>
     <w:p>
@@ -1584,6 +1700,7 @@
       <w:r>
         <w:rPr>
           <w:b w:val="0"/>
+          <w:i w:val="0"/>
           <w:color w:val="111111"/>
           <w:sz w:val="21"/>
         </w:rPr>
@@ -1597,6 +1714,7 @@
       <w:r>
         <w:rPr>
           <w:b w:val="0"/>
+          <w:i w:val="0"/>
           <w:color w:val="111111"/>
           <w:sz w:val="21"/>
         </w:rPr>
@@ -1610,6 +1728,7 @@
       <w:r>
         <w:rPr>
           <w:b w:val="0"/>
+          <w:i w:val="0"/>
           <w:color w:val="111111"/>
           <w:sz w:val="21"/>
         </w:rPr>
@@ -1618,6 +1737,7 @@
       <w:r>
         <w:rPr>
           <w:b/>
+          <w:i w:val="0"/>
           <w:color w:val="111111"/>
           <w:sz w:val="21"/>
         </w:rPr>
@@ -1626,6 +1746,7 @@
       <w:r>
         <w:rPr>
           <w:b w:val="0"/>
+          <w:i w:val="0"/>
           <w:color w:val="111111"/>
           <w:sz w:val="21"/>
         </w:rPr>
@@ -1634,15 +1755,16 @@
     </w:p>
     <w:p>
       <w:pPr>
-        <w:spacing w:before="0" w:after="100"/>
-      </w:pPr>
-      <w:r>
-        <w:rPr>
-          <w:b w:val="0"/>
-          <w:color w:val="111111"/>
-          <w:sz w:val="21"/>
-        </w:rPr>
-        <w:t>### A single-centre model sits mid-distribution among centres</w:t>
+        <w:spacing w:before="200" w:after="100"/>
+      </w:pPr>
+      <w:r>
+        <w:rPr>
+          <w:b/>
+          <w:i w:val="0"/>
+          <w:color w:val="111111"/>
+          <w:sz w:val="23"/>
+        </w:rPr>
+        <w:t>A single-centre model sits mid-distribution among centres</w:t>
       </w:r>
     </w:p>
     <w:p>
@@ -1652,6 +1774,7 @@
       <w:r>
         <w:rPr>
           <w:b w:val="0"/>
+          <w:i w:val="0"/>
           <w:color w:val="111111"/>
           <w:sz w:val="21"/>
         </w:rPr>
@@ -1669,6 +1792,7 @@
       <w:r>
         <w:rPr>
           <w:b w:val="0"/>
+          <w:i w:val="0"/>
           <w:color w:val="111111"/>
           <w:sz w:val="21"/>
         </w:rPr>
@@ -1682,6 +1806,7 @@
       <w:r>
         <w:rPr>
           <w:b w:val="0"/>
+          <w:i w:val="0"/>
           <w:color w:val="111111"/>
           <w:sz w:val="21"/>
         </w:rPr>
@@ -1690,6 +1815,7 @@
       <w:r>
         <w:rPr>
           <w:b/>
+          <w:i w:val="0"/>
           <w:color w:val="111111"/>
           <w:sz w:val="21"/>
         </w:rPr>
@@ -1698,6 +1824,7 @@
       <w:r>
         <w:rPr>
           <w:b w:val="0"/>
+          <w:i w:val="0"/>
           <w:color w:val="111111"/>
           <w:sz w:val="21"/>
         </w:rPr>
@@ -1706,15 +1833,16 @@
     </w:p>
     <w:p>
       <w:pPr>
-        <w:spacing w:before="0" w:after="100"/>
-      </w:pPr>
-      <w:r>
-        <w:rPr>
-          <w:b w:val="0"/>
-          <w:color w:val="111111"/>
-          <w:sz w:val="21"/>
-        </w:rPr>
-        <w:t>### Drift strengthens rather than shrinks with centre size</w:t>
+        <w:spacing w:before="200" w:after="100"/>
+      </w:pPr>
+      <w:r>
+        <w:rPr>
+          <w:b/>
+          <w:i w:val="0"/>
+          <w:color w:val="111111"/>
+          <w:sz w:val="23"/>
+        </w:rPr>
+        <w:t>Drift strengthens rather than shrinks with centre size</w:t>
       </w:r>
     </w:p>
     <w:p>
@@ -1724,6 +1852,7 @@
       <w:r>
         <w:rPr>
           <w:b w:val="0"/>
+          <w:i w:val="0"/>
           <w:color w:val="111111"/>
           <w:sz w:val="21"/>
         </w:rPr>
@@ -1737,6 +1866,7 @@
       <w:r>
         <w:rPr>
           <w:b/>
+          <w:i w:val="0"/>
           <w:color w:val="111111"/>
           <w:sz w:val="22"/>
         </w:rPr>
@@ -1790,6 +1920,7 @@
       <w:r>
         <w:rPr>
           <w:b/>
+          <w:i w:val="0"/>
           <w:color w:val="444444"/>
           <w:sz w:val="18"/>
         </w:rPr>
@@ -1798,6 +1929,7 @@
       <w:r>
         <w:rPr>
           <w:b w:val="0"/>
+          <w:i w:val="0"/>
           <w:color w:val="444444"/>
           <w:sz w:val="18"/>
         </w:rPr>
@@ -1806,6 +1938,7 @@
       <w:r>
         <w:rPr>
           <w:b/>
+          <w:i w:val="0"/>
           <w:color w:val="444444"/>
           <w:sz w:val="18"/>
         </w:rPr>
@@ -1814,6 +1947,7 @@
       <w:r>
         <w:rPr>
           <w:b w:val="0"/>
+          <w:i w:val="0"/>
           <w:color w:val="444444"/>
           <w:sz w:val="18"/>
         </w:rPr>
@@ -1822,6 +1956,7 @@
       <w:r>
         <w:rPr>
           <w:b/>
+          <w:i w:val="0"/>
           <w:color w:val="444444"/>
           <w:sz w:val="18"/>
         </w:rPr>
@@ -1830,6 +1965,7 @@
       <w:r>
         <w:rPr>
           <w:b w:val="0"/>
+          <w:i w:val="0"/>
           <w:color w:val="444444"/>
           <w:sz w:val="18"/>
         </w:rPr>
@@ -1838,6 +1974,7 @@
       <w:r>
         <w:rPr>
           <w:b/>
+          <w:i w:val="0"/>
           <w:color w:val="444444"/>
           <w:sz w:val="18"/>
         </w:rPr>
@@ -1846,6 +1983,7 @@
       <w:r>
         <w:rPr>
           <w:b w:val="0"/>
+          <w:i w:val="0"/>
           <w:color w:val="444444"/>
           <w:sz w:val="18"/>
         </w:rPr>
@@ -1854,6 +1992,7 @@
       <w:r>
         <w:rPr>
           <w:b/>
+          <w:i w:val="0"/>
           <w:color w:val="444444"/>
           <w:sz w:val="18"/>
         </w:rPr>
@@ -1862,6 +2001,7 @@
       <w:r>
         <w:rPr>
           <w:b w:val="0"/>
+          <w:i w:val="0"/>
           <w:color w:val="444444"/>
           <w:sz w:val="18"/>
         </w:rPr>
@@ -1875,6 +2015,7 @@
       <w:r>
         <w:rPr>
           <w:b w:val="0"/>
+          <w:i w:val="0"/>
           <w:color w:val="111111"/>
           <w:sz w:val="21"/>
         </w:rPr>
@@ -1883,15 +2024,16 @@
     </w:p>
     <w:p>
       <w:pPr>
-        <w:spacing w:before="0" w:after="100"/>
-      </w:pPr>
-      <w:r>
-        <w:rPr>
-          <w:b w:val="0"/>
-          <w:color w:val="111111"/>
-          <w:sz w:val="21"/>
-        </w:rPr>
-        <w:t>### Calibration offset is not a stable attribute of a hospital</w:t>
+        <w:spacing w:before="200" w:after="100"/>
+      </w:pPr>
+      <w:r>
+        <w:rPr>
+          <w:b/>
+          <w:i w:val="0"/>
+          <w:color w:val="111111"/>
+          <w:sz w:val="23"/>
+        </w:rPr>
+        <w:t>Calibration offset is not a stable attribute of a hospital</w:t>
       </w:r>
     </w:p>
     <w:p>
@@ -1901,6 +2043,7 @@
       <w:r>
         <w:rPr>
           <w:b w:val="0"/>
+          <w:i w:val="0"/>
           <w:color w:val="111111"/>
           <w:sz w:val="21"/>
         </w:rPr>
@@ -1909,6 +2052,7 @@
       <w:r>
         <w:rPr>
           <w:b/>
+          <w:i w:val="0"/>
           <w:color w:val="111111"/>
           <w:sz w:val="21"/>
         </w:rPr>
@@ -1917,6 +2061,7 @@
       <w:r>
         <w:rPr>
           <w:b w:val="0"/>
+          <w:i w:val="0"/>
           <w:color w:val="111111"/>
           <w:sz w:val="21"/>
         </w:rPr>
@@ -1930,6 +2075,7 @@
       <w:r>
         <w:rPr>
           <w:b w:val="0"/>
+          <w:i w:val="0"/>
           <w:color w:val="111111"/>
           <w:sz w:val="21"/>
         </w:rPr>
@@ -1947,6 +2093,7 @@
       <w:r>
         <w:rPr>
           <w:b w:val="0"/>
+          <w:i w:val="0"/>
           <w:color w:val="111111"/>
           <w:sz w:val="21"/>
         </w:rPr>
@@ -1964,6 +2111,7 @@
       <w:r>
         <w:rPr>
           <w:b w:val="0"/>
+          <w:i w:val="0"/>
           <w:color w:val="111111"/>
           <w:sz w:val="21"/>
         </w:rPr>
@@ -1972,6 +2120,7 @@
       <w:r>
         <w:rPr>
           <w:b/>
+          <w:i w:val="0"/>
           <w:color w:val="111111"/>
           <w:sz w:val="21"/>
         </w:rPr>
@@ -1980,6 +2129,7 @@
       <w:r>
         <w:rPr>
           <w:b w:val="0"/>
+          <w:i w:val="0"/>
           <w:color w:val="111111"/>
           <w:sz w:val="21"/>
         </w:rPr>
@@ -1997,6 +2147,7 @@
       <w:r>
         <w:rPr>
           <w:b w:val="0"/>
+          <w:i w:val="0"/>
           <w:color w:val="111111"/>
           <w:sz w:val="21"/>
         </w:rPr>
@@ -2010,6 +2161,7 @@
       <w:r>
         <w:rPr>
           <w:b/>
+          <w:i w:val="0"/>
           <w:color w:val="111111"/>
           <w:sz w:val="21"/>
         </w:rPr>
@@ -2018,15 +2170,16 @@
     </w:p>
     <w:p>
       <w:pPr>
-        <w:spacing w:before="0" w:after="100"/>
-      </w:pPr>
-      <w:r>
-        <w:rPr>
-          <w:b w:val="0"/>
-          <w:color w:val="111111"/>
-          <w:sz w:val="21"/>
-        </w:rPr>
-        <w:t>### Drift changes what a risk threshold means at the bedside</w:t>
+        <w:spacing w:before="200" w:after="100"/>
+      </w:pPr>
+      <w:r>
+        <w:rPr>
+          <w:b/>
+          <w:i w:val="0"/>
+          <w:color w:val="111111"/>
+          <w:sz w:val="23"/>
+        </w:rPr>
+        <w:t>Drift changes what a risk threshold means at the bedside</w:t>
       </w:r>
     </w:p>
     <w:p>
@@ -2036,6 +2189,7 @@
       <w:r>
         <w:rPr>
           <w:b w:val="0"/>
+          <w:i w:val="0"/>
           <w:color w:val="111111"/>
           <w:sz w:val="21"/>
         </w:rPr>
@@ -2049,6 +2203,7 @@
       <w:r>
         <w:rPr>
           <w:b w:val="0"/>
+          <w:i w:val="0"/>
           <w:color w:val="111111"/>
           <w:sz w:val="21"/>
         </w:rPr>
@@ -2057,6 +2212,7 @@
       <w:r>
         <w:rPr>
           <w:b/>
+          <w:i w:val="0"/>
           <w:color w:val="111111"/>
           <w:sz w:val="21"/>
         </w:rPr>
@@ -2065,6 +2221,7 @@
       <w:r>
         <w:rPr>
           <w:b w:val="0"/>
+          <w:i w:val="0"/>
           <w:color w:val="111111"/>
           <w:sz w:val="21"/>
         </w:rPr>
@@ -2073,6 +2230,7 @@
       <w:r>
         <w:rPr>
           <w:b/>
+          <w:i w:val="0"/>
           <w:color w:val="111111"/>
           <w:sz w:val="21"/>
         </w:rPr>
@@ -2081,6 +2239,7 @@
       <w:r>
         <w:rPr>
           <w:b w:val="0"/>
+          <w:i w:val="0"/>
           <w:color w:val="111111"/>
           <w:sz w:val="21"/>
         </w:rPr>
@@ -2089,15 +2248,16 @@
     </w:p>
     <w:p>
       <w:pPr>
-        <w:spacing w:before="0" w:after="100"/>
-      </w:pPr>
-      <w:r>
-        <w:rPr>
-          <w:b w:val="0"/>
-          <w:color w:val="111111"/>
-          <w:sz w:val="21"/>
-        </w:rPr>
-        <w:t>### Naive local recalibration carries a small-sample penalty</w:t>
+        <w:spacing w:before="200" w:after="100"/>
+      </w:pPr>
+      <w:r>
+        <w:rPr>
+          <w:b/>
+          <w:i w:val="0"/>
+          <w:color w:val="111111"/>
+          <w:sz w:val="23"/>
+        </w:rPr>
+        <w:t>Naive local recalibration carries a small-sample penalty</w:t>
       </w:r>
     </w:p>
     <w:p>
@@ -2107,6 +2267,7 @@
       <w:r>
         <w:rPr>
           <w:b w:val="0"/>
+          <w:i w:val="0"/>
           <w:color w:val="111111"/>
           <w:sz w:val="21"/>
         </w:rPr>
@@ -2124,6 +2285,7 @@
       <w:r>
         <w:rPr>
           <w:b w:val="0"/>
+          <w:i w:val="0"/>
           <w:color w:val="111111"/>
           <w:sz w:val="21"/>
         </w:rPr>
@@ -2141,6 +2303,7 @@
       <w:r>
         <w:rPr>
           <w:b w:val="0"/>
+          <w:i w:val="0"/>
           <w:color w:val="111111"/>
           <w:sz w:val="21"/>
         </w:rPr>
@@ -2158,6 +2321,7 @@
       <w:r>
         <w:rPr>
           <w:b w:val="0"/>
+          <w:i w:val="0"/>
           <w:color w:val="111111"/>
           <w:sz w:val="21"/>
         </w:rPr>
@@ -2175,6 +2339,7 @@
       <w:r>
         <w:rPr>
           <w:b w:val="0"/>
+          <w:i w:val="0"/>
           <w:color w:val="111111"/>
           <w:sz w:val="21"/>
         </w:rPr>
@@ -2188,6 +2353,7 @@
       <w:r>
         <w:rPr>
           <w:b/>
+          <w:i w:val="0"/>
           <w:color w:val="111111"/>
           <w:sz w:val="22"/>
         </w:rPr>
@@ -2241,6 +2407,7 @@
       <w:r>
         <w:rPr>
           <w:b/>
+          <w:i w:val="0"/>
           <w:color w:val="444444"/>
           <w:sz w:val="18"/>
         </w:rPr>
@@ -2249,6 +2416,7 @@
       <w:r>
         <w:rPr>
           <w:b w:val="0"/>
+          <w:i w:val="0"/>
           <w:color w:val="444444"/>
           <w:sz w:val="18"/>
         </w:rPr>
@@ -2257,6 +2425,7 @@
       <w:r>
         <w:rPr>
           <w:b/>
+          <w:i w:val="0"/>
           <w:color w:val="444444"/>
           <w:sz w:val="18"/>
         </w:rPr>
@@ -2265,6 +2434,7 @@
       <w:r>
         <w:rPr>
           <w:b w:val="0"/>
+          <w:i w:val="0"/>
           <w:color w:val="444444"/>
           <w:sz w:val="18"/>
         </w:rPr>
@@ -2273,6 +2443,7 @@
       <w:r>
         <w:rPr>
           <w:b/>
+          <w:i w:val="0"/>
           <w:color w:val="444444"/>
           <w:sz w:val="18"/>
         </w:rPr>
@@ -2281,6 +2452,7 @@
       <w:r>
         <w:rPr>
           <w:b w:val="0"/>
+          <w:i w:val="0"/>
           <w:color w:val="444444"/>
           <w:sz w:val="18"/>
         </w:rPr>
@@ -2289,6 +2461,7 @@
       <w:r>
         <w:rPr>
           <w:b/>
+          <w:i w:val="0"/>
           <w:color w:val="444444"/>
           <w:sz w:val="18"/>
         </w:rPr>
@@ -2297,6 +2470,7 @@
       <w:r>
         <w:rPr>
           <w:b w:val="0"/>
+          <w:i w:val="0"/>
           <w:color w:val="444444"/>
           <w:sz w:val="18"/>
         </w:rPr>
@@ -2305,6 +2479,7 @@
       <w:r>
         <w:rPr>
           <w:b/>
+          <w:i w:val="0"/>
           <w:color w:val="444444"/>
           <w:sz w:val="18"/>
         </w:rPr>
@@ -2313,10 +2488,11 @@
       <w:r>
         <w:rPr>
           <w:b w:val="0"/>
+          <w:i w:val="0"/>
           <w:color w:val="444444"/>
           <w:sz w:val="18"/>
         </w:rPr>
-        <w:t xml:space="preserve"> Shrinkage parameters estimated once from eICU transfer to a different database: MIMIC-IV treated as a single new centre; ā = +0.030 and τ² = 0.131 fixed from eICU, never re-estimated; the offset to recover, a</w:t>
+        <w:t xml:space="preserve"> Shrinkage parameters estimated once from eICU transfer to a different database: MIMIC-IV treated as a single new centre; ā = +0.030 and τ² = 0.131 fixed from eICU, never re-estimated; the offset to recover, </w:t>
       </w:r>
       <w:r>
         <w:rPr>
@@ -2325,51 +2501,52 @@
           <w:color w:val="444444"/>
           <w:sz w:val="18"/>
         </w:rPr>
-        <w:t xml:space="preserve"> = +0.221. EB shrinkage outperformed naive recalibration at every m (at m = 25: 47.0% vs 23.5%, +23.5 percentage points, Wilcoxon P = 6.3×10⁻⁷); the small dip at m = 50 (47.0% → 46.0%) is within Monte-Carlo error (200-draw SE ≈ 3.5 pp); </w:t>
-      </w:r>
-      <w:r>
-        <w:rPr>
-          <w:b w:val="0"/>
-          <w:i/>
+        <w:t>â</w:t>
+      </w:r>
+      <w:r>
+        <w:rPr>
+          <w:b w:val="0"/>
+          <w:i w:val="0"/>
           <w:color w:val="444444"/>
           <w:sz w:val="18"/>
         </w:rPr>
-        <w:t>25 patients with shrinkage matched the success rate naive recalibration reached only with ≈150 patients — a six-fold smaller local requirement.</w:t>
-      </w:r>
-      <w:r>
-        <w:rPr>
-          <w:b w:val="0"/>
-          <w:i/>
+        <w:t xml:space="preserve"> = +0.221. EB shrinkage outperformed naive recalibration at every m (at m = 25: 47.0% vs 23.5%, +23.5 percentage points, Wilcoxon P = 6.3×10⁻⁷); the small dip at m = 50 (47.0% → 46.0%) is within Monte-Carlo error (200-draw SE ≈ 3.5 pp); </w:t>
+      </w:r>
+      <w:r>
+        <w:rPr>
+          <w:b/>
+          <w:i w:val="0"/>
           <w:color w:val="444444"/>
           <w:sz w:val="18"/>
         </w:rPr>
-        <w:t xml:space="preserve"> </w:t>
-      </w:r>
-      <w:r>
-        <w:rPr>
-          <w:b w:val="0"/>
-          <w:i/>
+        <w:t>25 patients with shrinkage matched the success rate naive recalibration reached only with ≈150 patients — a six-fold smaller local requirement.</w:t>
+      </w:r>
+      <w:r>
+        <w:rPr>
+          <w:b w:val="0"/>
+          <w:i w:val="0"/>
           <w:color w:val="444444"/>
           <w:sz w:val="18"/>
         </w:rPr>
-        <w:t>Notes.</w:t>
-      </w:r>
-      <w:r>
-        <w:rPr>
-          <w:b w:val="0"/>
-          <w:i/>
+        <w:t xml:space="preserve"> </w:t>
+      </w:r>
+      <w:r>
+        <w:rPr>
+          <w:b/>
+          <w:i w:val="0"/>
           <w:color w:val="444444"/>
           <w:sz w:val="18"/>
         </w:rPr>
-        <w:t xml:space="preserve"> The contributing-centre set shrinks with m; the S0 line is the </w:t>
-      </w:r>
-      <w:r>
-        <w:rPr>
-          <w:b w:val="0"/>
+        <w:t>Notes.</w:t>
+      </w:r>
+      <w:r>
+        <w:rPr>
+          <w:b w:val="0"/>
+          <w:i w:val="0"/>
           <w:color w:val="444444"/>
           <w:sz w:val="18"/>
         </w:rPr>
-        <w:t>within-m* benchmark — the no-recalibration rate at that same m (not a learning effect). Panels a–b use 100 resampling attempts (15.3% at m = 25), panels c–d 200 paired attempts (15.5%); both are correct independent draws — comparisons are within, not between, panels. MIMIC-IV is a single-centre database: panel d tests whether the shrinkage parameters transfer across databases and does not constitute multicentre external validation, which can only be evaluated within eICU itself (panel c). ---</w:t>
+        <w:t xml:space="preserve"> The contributing-centre set shrinks with m; the S0 line is the within-m benchmark — the no-recalibration rate at that same m (not a learning effect). Panels a–b use 100 resampling attempts (15.3% at m = 25), panels c–d 200 paired attempts (15.5%); both are correct independent draws — comparisons are within, not between, panels. MIMIC-IV is a single-centre database: panel d tests whether the shrinkage parameters transfer across databases and does not constitute multicentre external validation, which can only be evaluated within eICU itself (panel c). ---</w:t>
       </w:r>
     </w:p>
     <w:p>
@@ -2379,6 +2556,7 @@
       <w:r>
         <w:rPr>
           <w:b w:val="0"/>
+          <w:i w:val="0"/>
           <w:color w:val="111111"/>
           <w:sz w:val="21"/>
         </w:rPr>
@@ -2387,6 +2565,7 @@
       <w:r>
         <w:rPr>
           <w:b/>
+          <w:i w:val="0"/>
           <w:color w:val="111111"/>
           <w:sz w:val="21"/>
         </w:rPr>
@@ -2395,6 +2574,7 @@
       <w:r>
         <w:rPr>
           <w:b w:val="0"/>
+          <w:i w:val="0"/>
           <w:color w:val="111111"/>
           <w:sz w:val="21"/>
         </w:rPr>
@@ -2412,6 +2592,7 @@
       <w:r>
         <w:rPr>
           <w:b w:val="0"/>
+          <w:i w:val="0"/>
           <w:color w:val="111111"/>
           <w:sz w:val="21"/>
         </w:rPr>
@@ -2429,6 +2610,7 @@
       <w:r>
         <w:rPr>
           <w:b w:val="0"/>
+          <w:i w:val="0"/>
           <w:color w:val="111111"/>
           <w:sz w:val="21"/>
         </w:rPr>
@@ -2437,6 +2619,7 @@
       <w:r>
         <w:rPr>
           <w:b/>
+          <w:i w:val="0"/>
           <w:color w:val="111111"/>
           <w:sz w:val="21"/>
         </w:rPr>
@@ -2445,6 +2628,7 @@
       <w:r>
         <w:rPr>
           <w:b w:val="0"/>
+          <w:i w:val="0"/>
           <w:color w:val="111111"/>
           <w:sz w:val="21"/>
         </w:rPr>
@@ -2458,6 +2642,7 @@
       <w:r>
         <w:rPr>
           <w:b w:val="0"/>
+          <w:i w:val="0"/>
           <w:color w:val="111111"/>
           <w:sz w:val="21"/>
         </w:rPr>
@@ -2475,6 +2660,7 @@
       <w:r>
         <w:rPr>
           <w:b w:val="0"/>
+          <w:i w:val="0"/>
           <w:color w:val="111111"/>
           <w:sz w:val="21"/>
         </w:rPr>
@@ -2492,6 +2678,7 @@
       <w:r>
         <w:rPr>
           <w:b w:val="0"/>
+          <w:i w:val="0"/>
           <w:color w:val="111111"/>
           <w:sz w:val="21"/>
         </w:rPr>
@@ -2505,6 +2692,7 @@
       <w:r>
         <w:rPr>
           <w:b w:val="0"/>
+          <w:i w:val="0"/>
           <w:color w:val="111111"/>
           <w:sz w:val="21"/>
         </w:rPr>
@@ -2522,6 +2710,7 @@
       <w:r>
         <w:rPr>
           <w:b w:val="0"/>
+          <w:i w:val="0"/>
           <w:color w:val="111111"/>
           <w:sz w:val="21"/>
         </w:rPr>
@@ -2539,6 +2728,7 @@
       <w:r>
         <w:rPr>
           <w:b w:val="0"/>
+          <w:i w:val="0"/>
           <w:color w:val="111111"/>
           <w:sz w:val="21"/>
         </w:rPr>
@@ -2556,6 +2746,7 @@
       <w:r>
         <w:rPr>
           <w:b w:val="0"/>
+          <w:i w:val="0"/>
           <w:color w:val="111111"/>
           <w:sz w:val="21"/>
         </w:rPr>
@@ -2573,6 +2764,7 @@
       <w:r>
         <w:rPr>
           <w:b w:val="0"/>
+          <w:i w:val="0"/>
           <w:color w:val="111111"/>
           <w:sz w:val="21"/>
         </w:rPr>
@@ -2590,6 +2782,7 @@
       <w:r>
         <w:rPr>
           <w:b w:val="0"/>
+          <w:i w:val="0"/>
           <w:color w:val="111111"/>
           <w:sz w:val="21"/>
         </w:rPr>
@@ -2598,15 +2791,16 @@
     </w:p>
     <w:p>
       <w:pPr>
-        <w:spacing w:before="0" w:after="100"/>
-      </w:pPr>
-      <w:r>
-        <w:rPr>
-          <w:b w:val="0"/>
-          <w:color w:val="111111"/>
-          <w:sz w:val="21"/>
-        </w:rPr>
-        <w:t>### Empirical-Bayes shrinkage removes the small-sample penalty</w:t>
+        <w:spacing w:before="200" w:after="100"/>
+      </w:pPr>
+      <w:r>
+        <w:rPr>
+          <w:b/>
+          <w:i w:val="0"/>
+          <w:color w:val="111111"/>
+          <w:sz w:val="23"/>
+        </w:rPr>
+        <w:t>Empirical-Bayes shrinkage removes the small-sample penalty</w:t>
       </w:r>
     </w:p>
     <w:p>
@@ -2616,6 +2810,7 @@
       <w:r>
         <w:rPr>
           <w:b w:val="0"/>
+          <w:i w:val="0"/>
           <w:color w:val="111111"/>
           <w:sz w:val="21"/>
         </w:rPr>
@@ -2633,6 +2828,7 @@
       <w:r>
         <w:rPr>
           <w:b w:val="0"/>
+          <w:i w:val="0"/>
           <w:color w:val="111111"/>
           <w:sz w:val="21"/>
         </w:rPr>
@@ -2650,6 +2846,7 @@
       <w:r>
         <w:rPr>
           <w:b w:val="0"/>
+          <w:i w:val="0"/>
           <w:color w:val="111111"/>
           <w:sz w:val="21"/>
         </w:rPr>
@@ -2667,6 +2864,7 @@
       <w:r>
         <w:rPr>
           <w:b w:val="0"/>
+          <w:i w:val="0"/>
           <w:color w:val="111111"/>
           <w:sz w:val="21"/>
         </w:rPr>
@@ -2684,6 +2882,7 @@
       <w:r>
         <w:rPr>
           <w:b w:val="0"/>
+          <w:i w:val="0"/>
           <w:color w:val="111111"/>
           <w:sz w:val="21"/>
         </w:rPr>
@@ -2697,6 +2896,7 @@
       <w:r>
         <w:rPr>
           <w:b w:val="0"/>
+          <w:i w:val="0"/>
           <w:color w:val="111111"/>
           <w:sz w:val="21"/>
         </w:rPr>
@@ -2705,6 +2905,7 @@
       <w:r>
         <w:rPr>
           <w:b/>
+          <w:i w:val="0"/>
           <w:color w:val="111111"/>
           <w:sz w:val="21"/>
         </w:rPr>
@@ -2713,6 +2914,7 @@
       <w:r>
         <w:rPr>
           <w:b w:val="0"/>
+          <w:i w:val="0"/>
           <w:color w:val="111111"/>
           <w:sz w:val="21"/>
         </w:rPr>
@@ -2730,6 +2932,7 @@
       <w:r>
         <w:rPr>
           <w:b w:val="0"/>
+          <w:i w:val="0"/>
           <w:color w:val="111111"/>
           <w:sz w:val="21"/>
         </w:rPr>
@@ -2738,6 +2941,7 @@
       <w:r>
         <w:rPr>
           <w:b/>
+          <w:i w:val="0"/>
           <w:color w:val="111111"/>
           <w:sz w:val="21"/>
         </w:rPr>
@@ -2746,6 +2950,7 @@
       <w:r>
         <w:rPr>
           <w:b w:val="0"/>
+          <w:i w:val="0"/>
           <w:color w:val="111111"/>
           <w:sz w:val="21"/>
         </w:rPr>
@@ -2763,6 +2968,7 @@
       <w:r>
         <w:rPr>
           <w:b w:val="0"/>
+          <w:i w:val="0"/>
           <w:color w:val="111111"/>
           <w:sz w:val="21"/>
         </w:rPr>
@@ -2780,6 +2986,7 @@
       <w:r>
         <w:rPr>
           <w:b w:val="0"/>
+          <w:i w:val="0"/>
           <w:color w:val="111111"/>
           <w:sz w:val="21"/>
         </w:rPr>
@@ -2793,6 +3000,7 @@
       <w:r>
         <w:rPr>
           <w:b/>
+          <w:i w:val="0"/>
           <w:color w:val="111111"/>
           <w:sz w:val="21"/>
         </w:rPr>
@@ -2801,6 +3009,7 @@
       <w:r>
         <w:rPr>
           <w:b w:val="0"/>
+          <w:i w:val="0"/>
           <w:color w:val="111111"/>
           <w:sz w:val="21"/>
         </w:rPr>
@@ -2818,6 +3027,7 @@
       <w:r>
         <w:rPr>
           <w:b w:val="0"/>
+          <w:i w:val="0"/>
           <w:color w:val="111111"/>
           <w:sz w:val="21"/>
         </w:rPr>
@@ -2835,6 +3045,7 @@
       <w:r>
         <w:rPr>
           <w:b w:val="0"/>
+          <w:i w:val="0"/>
           <w:color w:val="111111"/>
           <w:sz w:val="21"/>
         </w:rPr>
@@ -2848,6 +3059,7 @@
       <w:r>
         <w:rPr>
           <w:b w:val="0"/>
+          <w:i w:val="0"/>
           <w:color w:val="111111"/>
           <w:sz w:val="21"/>
         </w:rPr>
@@ -2856,15 +3068,16 @@
     </w:p>
     <w:p>
       <w:pPr>
-        <w:spacing w:before="0" w:after="100"/>
-      </w:pPr>
-      <w:r>
-        <w:rPr>
-          <w:b w:val="0"/>
-          <w:color w:val="111111"/>
-          <w:sz w:val="21"/>
-        </w:rPr>
-        <w:t>### Shrinkage parameters transfer across databases</w:t>
+        <w:spacing w:before="200" w:after="100"/>
+      </w:pPr>
+      <w:r>
+        <w:rPr>
+          <w:b/>
+          <w:i w:val="0"/>
+          <w:color w:val="111111"/>
+          <w:sz w:val="23"/>
+        </w:rPr>
+        <w:t>Shrinkage parameters transfer across databases</w:t>
       </w:r>
     </w:p>
     <w:p>
@@ -2874,6 +3087,7 @@
       <w:r>
         <w:rPr>
           <w:b w:val="0"/>
+          <w:i w:val="0"/>
           <w:color w:val="111111"/>
           <w:sz w:val="21"/>
         </w:rPr>
@@ -2891,6 +3105,7 @@
       <w:r>
         <w:rPr>
           <w:b w:val="0"/>
+          <w:i w:val="0"/>
           <w:color w:val="111111"/>
           <w:sz w:val="21"/>
         </w:rPr>
@@ -2904,6 +3119,7 @@
       <w:r>
         <w:rPr>
           <w:b w:val="0"/>
+          <w:i w:val="0"/>
           <w:color w:val="111111"/>
           <w:sz w:val="21"/>
         </w:rPr>
@@ -2912,6 +3128,7 @@
       <w:r>
         <w:rPr>
           <w:b/>
+          <w:i w:val="0"/>
           <w:color w:val="111111"/>
           <w:sz w:val="21"/>
         </w:rPr>
@@ -2920,6 +3137,7 @@
       <w:r>
         <w:rPr>
           <w:b w:val="0"/>
+          <w:i w:val="0"/>
           <w:color w:val="111111"/>
           <w:sz w:val="21"/>
         </w:rPr>
@@ -2928,6 +3146,7 @@
       <w:r>
         <w:rPr>
           <w:b/>
+          <w:i w:val="0"/>
           <w:color w:val="111111"/>
           <w:sz w:val="21"/>
         </w:rPr>
@@ -2936,6 +3155,7 @@
       <w:r>
         <w:rPr>
           <w:b w:val="0"/>
+          <w:i w:val="0"/>
           <w:color w:val="111111"/>
           <w:sz w:val="21"/>
         </w:rPr>
@@ -2949,6 +3169,7 @@
       <w:r>
         <w:rPr>
           <w:b w:val="0"/>
+          <w:i w:val="0"/>
           <w:color w:val="111111"/>
           <w:sz w:val="21"/>
         </w:rPr>
@@ -2957,6 +3178,7 @@
       <w:r>
         <w:rPr>
           <w:b/>
+          <w:i w:val="0"/>
           <w:color w:val="111111"/>
           <w:sz w:val="21"/>
         </w:rPr>
@@ -2965,6 +3187,7 @@
       <w:r>
         <w:rPr>
           <w:b w:val="0"/>
+          <w:i w:val="0"/>
           <w:color w:val="111111"/>
           <w:sz w:val="21"/>
         </w:rPr>
@@ -2978,6 +3201,7 @@
       <w:r>
         <w:rPr>
           <w:b/>
+          <w:i w:val="0"/>
           <w:color w:val="111111"/>
           <w:sz w:val="21"/>
         </w:rPr>
@@ -2986,6 +3210,7 @@
       <w:r>
         <w:rPr>
           <w:b w:val="0"/>
+          <w:i w:val="0"/>
           <w:color w:val="111111"/>
           <w:sz w:val="21"/>
         </w:rPr>
@@ -3003,6 +3228,7 @@
       <w:r>
         <w:rPr>
           <w:b w:val="0"/>
+          <w:i w:val="0"/>
           <w:color w:val="111111"/>
           <w:sz w:val="21"/>
         </w:rPr>
@@ -3016,6 +3242,7 @@
       <w:r>
         <w:rPr>
           <w:b/>
+          <w:i w:val="0"/>
           <w:color w:val="111111"/>
           <w:sz w:val="21"/>
         </w:rPr>
@@ -3024,6 +3251,7 @@
       <w:r>
         <w:rPr>
           <w:b w:val="0"/>
+          <w:i w:val="0"/>
           <w:color w:val="111111"/>
           <w:sz w:val="21"/>
         </w:rPr>
@@ -3032,15 +3260,16 @@
     </w:p>
     <w:p>
       <w:pPr>
-        <w:spacing w:before="0" w:after="100"/>
-      </w:pPr>
-      <w:r>
-        <w:rPr>
-          <w:b w:val="0"/>
-          <w:color w:val="111111"/>
-          <w:sz w:val="21"/>
-        </w:rPr>
-        <w:t>### The between-centre variance depends on the estimation framework</w:t>
+        <w:spacing w:before="200" w:after="100"/>
+      </w:pPr>
+      <w:r>
+        <w:rPr>
+          <w:b/>
+          <w:i w:val="0"/>
+          <w:color w:val="111111"/>
+          <w:sz w:val="23"/>
+        </w:rPr>
+        <w:t>The between-centre variance depends on the estimation framework</w:t>
       </w:r>
     </w:p>
     <w:p>
@@ -3050,6 +3279,7 @@
       <w:r>
         <w:rPr>
           <w:b w:val="0"/>
+          <w:i w:val="0"/>
           <w:color w:val="111111"/>
           <w:sz w:val="21"/>
         </w:rPr>
@@ -3063,6 +3293,7 @@
       <w:r>
         <w:rPr>
           <w:b w:val="0"/>
+          <w:i w:val="0"/>
           <w:color w:val="111111"/>
           <w:sz w:val="21"/>
         </w:rPr>
@@ -3071,6 +3302,7 @@
       <w:r>
         <w:rPr>
           <w:b/>
+          <w:i w:val="0"/>
           <w:color w:val="111111"/>
           <w:sz w:val="21"/>
         </w:rPr>
@@ -3079,6 +3311,7 @@
       <w:r>
         <w:rPr>
           <w:b w:val="0"/>
+          <w:i w:val="0"/>
           <w:color w:val="111111"/>
           <w:sz w:val="21"/>
         </w:rPr>
@@ -3087,6 +3320,7 @@
       <w:r>
         <w:rPr>
           <w:b/>
+          <w:i w:val="0"/>
           <w:color w:val="111111"/>
           <w:sz w:val="21"/>
         </w:rPr>
@@ -3095,6 +3329,7 @@
       <w:r>
         <w:rPr>
           <w:b w:val="0"/>
+          <w:i w:val="0"/>
           <w:color w:val="111111"/>
           <w:sz w:val="21"/>
         </w:rPr>
@@ -3103,6 +3338,7 @@
       <w:r>
         <w:rPr>
           <w:b/>
+          <w:i w:val="0"/>
           <w:color w:val="111111"/>
           <w:sz w:val="21"/>
         </w:rPr>
@@ -3116,6 +3352,7 @@
       <w:r>
         <w:rPr>
           <w:b w:val="0"/>
+          <w:i w:val="0"/>
           <w:color w:val="111111"/>
           <w:sz w:val="21"/>
         </w:rPr>
@@ -3129,6 +3366,7 @@
       <w:r>
         <w:rPr>
           <w:b/>
+          <w:i w:val="0"/>
           <w:color w:val="111111"/>
           <w:sz w:val="21"/>
         </w:rPr>
@@ -3137,6 +3375,7 @@
       <w:r>
         <w:rPr>
           <w:b w:val="0"/>
+          <w:i w:val="0"/>
           <w:color w:val="111111"/>
           <w:sz w:val="21"/>
         </w:rPr>
@@ -3154,6 +3393,7 @@
       <w:r>
         <w:rPr>
           <w:b w:val="0"/>
+          <w:i w:val="0"/>
           <w:color w:val="111111"/>
           <w:sz w:val="21"/>
         </w:rPr>
@@ -3171,6 +3411,7 @@
       <w:r>
         <w:rPr>
           <w:b w:val="0"/>
+          <w:i w:val="0"/>
           <w:color w:val="111111"/>
           <w:sz w:val="21"/>
         </w:rPr>
@@ -3184,6 +3425,7 @@
       <w:r>
         <w:rPr>
           <w:b w:val="0"/>
+          <w:i w:val="0"/>
           <w:color w:val="111111"/>
           <w:sz w:val="21"/>
         </w:rPr>
@@ -3192,6 +3434,7 @@
       <w:r>
         <w:rPr>
           <w:b/>
+          <w:i w:val="0"/>
           <w:color w:val="111111"/>
           <w:sz w:val="21"/>
         </w:rPr>
@@ -3200,6 +3443,7 @@
       <w:r>
         <w:rPr>
           <w:b w:val="0"/>
+          <w:i w:val="0"/>
           <w:color w:val="111111"/>
           <w:sz w:val="21"/>
         </w:rPr>
@@ -3208,6 +3452,7 @@
       <w:r>
         <w:rPr>
           <w:b/>
+          <w:i w:val="0"/>
           <w:color w:val="111111"/>
           <w:sz w:val="21"/>
         </w:rPr>
@@ -3216,6 +3461,7 @@
       <w:r>
         <w:rPr>
           <w:b w:val="0"/>
+          <w:i w:val="0"/>
           <w:color w:val="111111"/>
           <w:sz w:val="21"/>
         </w:rPr>
@@ -3238,6 +3484,7 @@
       <w:r>
         <w:rPr>
           <w:b w:val="0"/>
+          <w:i w:val="0"/>
           <w:color w:val="111111"/>
           <w:sz w:val="21"/>
         </w:rPr>
@@ -3255,6 +3502,7 @@
       <w:r>
         <w:rPr>
           <w:b w:val="0"/>
+          <w:i w:val="0"/>
           <w:color w:val="111111"/>
           <w:sz w:val="21"/>
         </w:rPr>
@@ -3272,6 +3520,7 @@
       <w:r>
         <w:rPr>
           <w:b w:val="0"/>
+          <w:i w:val="0"/>
           <w:color w:val="111111"/>
           <w:sz w:val="21"/>
         </w:rPr>
@@ -3294,6 +3543,7 @@
       <w:r>
         <w:rPr>
           <w:b w:val="0"/>
+          <w:i w:val="0"/>
           <w:color w:val="111111"/>
           <w:sz w:val="21"/>
         </w:rPr>
@@ -3311,6 +3561,7 @@
       <w:r>
         <w:rPr>
           <w:b w:val="0"/>
+          <w:i w:val="0"/>
           <w:color w:val="111111"/>
           <w:sz w:val="21"/>
         </w:rPr>
@@ -3328,6 +3579,7 @@
       <w:r>
         <w:rPr>
           <w:b w:val="0"/>
+          <w:i w:val="0"/>
           <w:color w:val="111111"/>
           <w:sz w:val="21"/>
         </w:rPr>
@@ -3341,6 +3593,7 @@
       <w:r>
         <w:rPr>
           <w:b w:val="0"/>
+          <w:i w:val="0"/>
           <w:color w:val="111111"/>
           <w:sz w:val="21"/>
         </w:rPr>
@@ -3354,6 +3607,7 @@
       <w:r>
         <w:rPr>
           <w:b/>
+          <w:i w:val="0"/>
           <w:color w:val="111111"/>
           <w:sz w:val="26"/>
         </w:rPr>
@@ -3367,6 +3621,7 @@
       <w:r>
         <w:rPr>
           <w:b w:val="0"/>
+          <w:i w:val="0"/>
           <w:color w:val="111111"/>
           <w:sz w:val="21"/>
         </w:rPr>
@@ -3380,6 +3635,7 @@
       <w:r>
         <w:rPr>
           <w:b/>
+          <w:i w:val="0"/>
           <w:color w:val="111111"/>
           <w:sz w:val="21"/>
         </w:rPr>
@@ -3388,6 +3644,7 @@
       <w:r>
         <w:rPr>
           <w:b w:val="0"/>
+          <w:i w:val="0"/>
           <w:color w:val="111111"/>
           <w:sz w:val="21"/>
         </w:rPr>
@@ -3405,6 +3662,7 @@
       <w:r>
         <w:rPr>
           <w:b w:val="0"/>
+          <w:i w:val="0"/>
           <w:color w:val="111111"/>
           <w:sz w:val="21"/>
         </w:rPr>
@@ -3422,6 +3680,7 @@
       <w:r>
         <w:rPr>
           <w:b w:val="0"/>
+          <w:i w:val="0"/>
           <w:color w:val="111111"/>
           <w:sz w:val="21"/>
         </w:rPr>
@@ -3435,6 +3694,7 @@
       <w:r>
         <w:rPr>
           <w:b/>
+          <w:i w:val="0"/>
           <w:color w:val="111111"/>
           <w:sz w:val="21"/>
         </w:rPr>
@@ -3443,6 +3703,7 @@
       <w:r>
         <w:rPr>
           <w:b w:val="0"/>
+          <w:i w:val="0"/>
           <w:color w:val="111111"/>
           <w:sz w:val="21"/>
         </w:rPr>
@@ -3456,6 +3717,7 @@
       <w:r>
         <w:rPr>
           <w:b/>
+          <w:i w:val="0"/>
           <w:color w:val="111111"/>
           <w:sz w:val="21"/>
         </w:rPr>
@@ -3464,6 +3726,7 @@
       <w:r>
         <w:rPr>
           <w:b w:val="0"/>
+          <w:i w:val="0"/>
           <w:color w:val="111111"/>
           <w:sz w:val="21"/>
         </w:rPr>
@@ -3477,6 +3740,7 @@
       <w:r>
         <w:rPr>
           <w:b/>
+          <w:i w:val="0"/>
           <w:color w:val="111111"/>
           <w:sz w:val="21"/>
         </w:rPr>
@@ -3485,6 +3749,7 @@
       <w:r>
         <w:rPr>
           <w:b w:val="0"/>
+          <w:i w:val="0"/>
           <w:color w:val="111111"/>
           <w:sz w:val="21"/>
         </w:rPr>
@@ -3498,6 +3763,7 @@
       <w:r>
         <w:rPr>
           <w:b/>
+          <w:i w:val="0"/>
           <w:color w:val="111111"/>
           <w:sz w:val="21"/>
         </w:rPr>
@@ -3506,6 +3772,7 @@
       <w:r>
         <w:rPr>
           <w:b w:val="0"/>
+          <w:i w:val="0"/>
           <w:color w:val="111111"/>
           <w:sz w:val="21"/>
         </w:rPr>
@@ -3519,6 +3786,7 @@
       <w:r>
         <w:rPr>
           <w:b/>
+          <w:i w:val="0"/>
           <w:color w:val="111111"/>
           <w:sz w:val="21"/>
         </w:rPr>
@@ -3527,6 +3795,7 @@
       <w:r>
         <w:rPr>
           <w:b w:val="0"/>
+          <w:i w:val="0"/>
           <w:color w:val="111111"/>
           <w:sz w:val="21"/>
         </w:rPr>
@@ -3540,6 +3809,7 @@
       <w:r>
         <w:rPr>
           <w:b/>
+          <w:i w:val="0"/>
           <w:color w:val="111111"/>
           <w:sz w:val="21"/>
         </w:rPr>
@@ -3548,6 +3818,7 @@
       <w:r>
         <w:rPr>
           <w:b w:val="0"/>
+          <w:i w:val="0"/>
           <w:color w:val="111111"/>
           <w:sz w:val="21"/>
         </w:rPr>
@@ -3561,6 +3832,7 @@
       <w:r>
         <w:rPr>
           <w:b w:val="0"/>
+          <w:i w:val="0"/>
           <w:color w:val="111111"/>
           <w:sz w:val="21"/>
         </w:rPr>
@@ -3574,6 +3846,7 @@
       <w:r>
         <w:rPr>
           <w:b/>
+          <w:i w:val="0"/>
           <w:color w:val="111111"/>
           <w:sz w:val="26"/>
         </w:rPr>
@@ -3587,6 +3860,7 @@
       <w:r>
         <w:rPr>
           <w:b w:val="0"/>
+          <w:i w:val="0"/>
           <w:color w:val="111111"/>
           <w:sz w:val="21"/>
         </w:rPr>
@@ -3600,6 +3874,7 @@
       <w:r>
         <w:rPr>
           <w:b w:val="0"/>
+          <w:i w:val="0"/>
           <w:color w:val="111111"/>
           <w:sz w:val="21"/>
         </w:rPr>
@@ -3613,6 +3888,7 @@
       <w:r>
         <w:rPr>
           <w:b/>
+          <w:i w:val="0"/>
           <w:color w:val="111111"/>
           <w:sz w:val="23"/>
         </w:rPr>
@@ -3626,6 +3902,7 @@
       <w:r>
         <w:rPr>
           <w:b w:val="0"/>
+          <w:i w:val="0"/>
           <w:color w:val="111111"/>
           <w:sz w:val="21"/>
         </w:rPr>
@@ -3639,6 +3916,7 @@
       <w:r>
         <w:rPr>
           <w:b/>
+          <w:i w:val="0"/>
           <w:color w:val="111111"/>
           <w:sz w:val="21"/>
         </w:rPr>
@@ -3647,6 +3925,7 @@
       <w:r>
         <w:rPr>
           <w:b w:val="0"/>
+          <w:i w:val="0"/>
           <w:color w:val="111111"/>
           <w:sz w:val="21"/>
         </w:rPr>
@@ -3660,6 +3939,7 @@
       <w:r>
         <w:rPr>
           <w:b/>
+          <w:i w:val="0"/>
           <w:color w:val="111111"/>
           <w:sz w:val="21"/>
         </w:rPr>
@@ -3668,6 +3948,7 @@
       <w:r>
         <w:rPr>
           <w:b w:val="0"/>
+          <w:i w:val="0"/>
           <w:color w:val="111111"/>
           <w:sz w:val="21"/>
         </w:rPr>
@@ -3681,6 +3962,7 @@
       <w:r>
         <w:rPr>
           <w:b w:val="0"/>
+          <w:i w:val="0"/>
           <w:color w:val="111111"/>
           <w:sz w:val="21"/>
         </w:rPr>
@@ -3689,6 +3971,7 @@
       <w:r>
         <w:rPr>
           <w:b/>
+          <w:i w:val="0"/>
           <w:color w:val="111111"/>
           <w:sz w:val="21"/>
         </w:rPr>
@@ -3697,6 +3980,7 @@
       <w:r>
         <w:rPr>
           <w:b w:val="0"/>
+          <w:i w:val="0"/>
           <w:color w:val="111111"/>
           <w:sz w:val="21"/>
         </w:rPr>
@@ -3710,6 +3994,7 @@
       <w:r>
         <w:rPr>
           <w:b/>
+          <w:i w:val="0"/>
           <w:color w:val="111111"/>
           <w:sz w:val="23"/>
         </w:rPr>
@@ -3723,6 +4008,7 @@
       <w:r>
         <w:rPr>
           <w:b w:val="0"/>
+          <w:i w:val="0"/>
           <w:color w:val="111111"/>
           <w:sz w:val="21"/>
         </w:rPr>
@@ -3732,6 +4018,7 @@
         <w:rPr>
           <w:rFonts w:ascii="Consolas" w:hAnsi="Consolas"/>
           <w:b w:val="0"/>
+          <w:i w:val="0"/>
           <w:color w:val="111111"/>
           <w:sz w:val="21"/>
         </w:rPr>
@@ -3740,6 +4027,7 @@
       <w:r>
         <w:rPr>
           <w:b w:val="0"/>
+          <w:i w:val="0"/>
           <w:color w:val="111111"/>
           <w:sz w:val="21"/>
         </w:rPr>
@@ -3749,6 +4037,7 @@
         <w:rPr>
           <w:rFonts w:ascii="Consolas" w:hAnsi="Consolas"/>
           <w:b w:val="0"/>
+          <w:i w:val="0"/>
           <w:color w:val="111111"/>
           <w:sz w:val="21"/>
         </w:rPr>
@@ -3757,6 +4046,7 @@
       <w:r>
         <w:rPr>
           <w:b w:val="0"/>
+          <w:i w:val="0"/>
           <w:color w:val="111111"/>
           <w:sz w:val="21"/>
         </w:rPr>
@@ -3766,6 +4056,7 @@
         <w:rPr>
           <w:rFonts w:ascii="Consolas" w:hAnsi="Consolas"/>
           <w:b w:val="0"/>
+          <w:i w:val="0"/>
           <w:color w:val="111111"/>
           <w:sz w:val="21"/>
         </w:rPr>
@@ -3774,6 +4065,7 @@
       <w:r>
         <w:rPr>
           <w:b w:val="0"/>
+          <w:i w:val="0"/>
           <w:color w:val="111111"/>
           <w:sz w:val="21"/>
         </w:rPr>
@@ -3787,6 +4079,7 @@
       <w:r>
         <w:rPr>
           <w:b/>
+          <w:i w:val="0"/>
           <w:color w:val="111111"/>
           <w:sz w:val="21"/>
         </w:rPr>
@@ -3795,6 +4088,7 @@
       <w:r>
         <w:rPr>
           <w:b w:val="0"/>
+          <w:i w:val="0"/>
           <w:color w:val="111111"/>
           <w:sz w:val="21"/>
         </w:rPr>
@@ -3803,6 +4097,7 @@
       <w:r>
         <w:rPr>
           <w:b/>
+          <w:i w:val="0"/>
           <w:color w:val="111111"/>
           <w:sz w:val="21"/>
         </w:rPr>
@@ -3811,6 +4106,7 @@
       <w:r>
         <w:rPr>
           <w:b w:val="0"/>
+          <w:i w:val="0"/>
           <w:color w:val="111111"/>
           <w:sz w:val="21"/>
         </w:rPr>
@@ -3824,6 +4120,7 @@
       <w:r>
         <w:rPr>
           <w:b/>
+          <w:i w:val="0"/>
           <w:color w:val="111111"/>
           <w:sz w:val="21"/>
         </w:rPr>
@@ -3832,6 +4129,7 @@
       <w:r>
         <w:rPr>
           <w:b w:val="0"/>
+          <w:i w:val="0"/>
           <w:color w:val="111111"/>
           <w:sz w:val="21"/>
         </w:rPr>
@@ -3841,6 +4139,7 @@
         <w:rPr>
           <w:rFonts w:ascii="Consolas" w:hAnsi="Consolas"/>
           <w:b w:val="0"/>
+          <w:i w:val="0"/>
           <w:color w:val="111111"/>
           <w:sz w:val="21"/>
         </w:rPr>
@@ -3849,6 +4148,7 @@
       <w:r>
         <w:rPr>
           <w:b w:val="0"/>
+          <w:i w:val="0"/>
           <w:color w:val="111111"/>
           <w:sz w:val="21"/>
         </w:rPr>
@@ -3857,6 +4157,7 @@
       <w:r>
         <w:rPr>
           <w:b/>
+          <w:i w:val="0"/>
           <w:color w:val="111111"/>
           <w:sz w:val="21"/>
         </w:rPr>
@@ -3865,6 +4166,7 @@
       <w:r>
         <w:rPr>
           <w:b w:val="0"/>
+          <w:i w:val="0"/>
           <w:color w:val="111111"/>
           <w:sz w:val="21"/>
         </w:rPr>
@@ -3878,6 +4180,7 @@
       <w:r>
         <w:rPr>
           <w:b/>
+          <w:i w:val="0"/>
           <w:color w:val="111111"/>
           <w:sz w:val="21"/>
         </w:rPr>
@@ -3886,6 +4189,7 @@
       <w:r>
         <w:rPr>
           <w:b w:val="0"/>
+          <w:i w:val="0"/>
           <w:color w:val="111111"/>
           <w:sz w:val="21"/>
         </w:rPr>
@@ -3894,6 +4198,7 @@
       <w:r>
         <w:rPr>
           <w:b/>
+          <w:i w:val="0"/>
           <w:color w:val="111111"/>
           <w:sz w:val="21"/>
         </w:rPr>
@@ -3902,6 +4207,7 @@
       <w:r>
         <w:rPr>
           <w:b w:val="0"/>
+          <w:i w:val="0"/>
           <w:color w:val="111111"/>
           <w:sz w:val="21"/>
         </w:rPr>
@@ -3915,6 +4221,7 @@
       <w:r>
         <w:rPr>
           <w:b/>
+          <w:i w:val="0"/>
           <w:color w:val="111111"/>
           <w:sz w:val="23"/>
         </w:rPr>
@@ -3928,6 +4235,7 @@
       <w:r>
         <w:rPr>
           <w:b w:val="0"/>
+          <w:i w:val="0"/>
           <w:color w:val="111111"/>
           <w:sz w:val="21"/>
         </w:rPr>
@@ -3941,6 +4249,7 @@
       <w:r>
         <w:rPr>
           <w:b/>
+          <w:i w:val="0"/>
           <w:color w:val="111111"/>
           <w:sz w:val="21"/>
         </w:rPr>
@@ -3949,6 +4258,7 @@
       <w:r>
         <w:rPr>
           <w:b w:val="0"/>
+          <w:i w:val="0"/>
           <w:color w:val="111111"/>
           <w:sz w:val="21"/>
         </w:rPr>
@@ -3962,6 +4272,7 @@
       <w:r>
         <w:rPr>
           <w:b/>
+          <w:i w:val="0"/>
           <w:color w:val="111111"/>
           <w:sz w:val="21"/>
         </w:rPr>
@@ -3970,6 +4281,7 @@
       <w:r>
         <w:rPr>
           <w:b w:val="0"/>
+          <w:i w:val="0"/>
           <w:color w:val="111111"/>
           <w:sz w:val="21"/>
         </w:rPr>
@@ -3983,6 +4295,7 @@
       <w:r>
         <w:rPr>
           <w:b/>
+          <w:i w:val="0"/>
           <w:color w:val="111111"/>
           <w:sz w:val="21"/>
         </w:rPr>
@@ -3991,6 +4304,7 @@
       <w:r>
         <w:rPr>
           <w:b w:val="0"/>
+          <w:i w:val="0"/>
           <w:color w:val="111111"/>
           <w:sz w:val="21"/>
         </w:rPr>
@@ -4004,6 +4318,7 @@
       <w:r>
         <w:rPr>
           <w:b/>
+          <w:i w:val="0"/>
           <w:color w:val="111111"/>
           <w:sz w:val="21"/>
         </w:rPr>
@@ -4012,6 +4327,7 @@
       <w:r>
         <w:rPr>
           <w:b w:val="0"/>
+          <w:i w:val="0"/>
           <w:color w:val="111111"/>
           <w:sz w:val="21"/>
         </w:rPr>
@@ -4025,6 +4341,7 @@
       <w:r>
         <w:rPr>
           <w:b/>
+          <w:i w:val="0"/>
           <w:color w:val="111111"/>
           <w:sz w:val="23"/>
         </w:rPr>
@@ -4038,6 +4355,7 @@
       <w:r>
         <w:rPr>
           <w:b/>
+          <w:i w:val="0"/>
           <w:color w:val="111111"/>
           <w:sz w:val="21"/>
         </w:rPr>
@@ -4046,6 +4364,7 @@
       <w:r>
         <w:rPr>
           <w:b w:val="0"/>
+          <w:i w:val="0"/>
           <w:color w:val="111111"/>
           <w:sz w:val="21"/>
         </w:rPr>
@@ -4059,6 +4378,7 @@
       <w:r>
         <w:rPr>
           <w:b/>
+          <w:i w:val="0"/>
           <w:color w:val="111111"/>
           <w:sz w:val="21"/>
         </w:rPr>
@@ -4067,6 +4387,7 @@
       <w:r>
         <w:rPr>
           <w:b w:val="0"/>
+          <w:i w:val="0"/>
           <w:color w:val="111111"/>
           <w:sz w:val="21"/>
         </w:rPr>
@@ -4084,6 +4405,7 @@
       <w:r>
         <w:rPr>
           <w:b w:val="0"/>
+          <w:i w:val="0"/>
           <w:color w:val="111111"/>
           <w:sz w:val="21"/>
         </w:rPr>
@@ -4101,6 +4423,7 @@
       <w:r>
         <w:rPr>
           <w:b w:val="0"/>
+          <w:i w:val="0"/>
           <w:color w:val="111111"/>
           <w:sz w:val="21"/>
         </w:rPr>
@@ -4123,6 +4446,7 @@
       <w:r>
         <w:rPr>
           <w:b w:val="0"/>
+          <w:i w:val="0"/>
           <w:color w:val="111111"/>
           <w:sz w:val="21"/>
         </w:rPr>
@@ -4136,6 +4460,7 @@
       <w:r>
         <w:rPr>
           <w:b/>
+          <w:i w:val="0"/>
           <w:color w:val="111111"/>
           <w:sz w:val="23"/>
         </w:rPr>
@@ -4149,6 +4474,7 @@
       <w:r>
         <w:rPr>
           <w:b w:val="0"/>
+          <w:i w:val="0"/>
           <w:color w:val="111111"/>
           <w:sz w:val="21"/>
         </w:rPr>
@@ -4162,6 +4488,7 @@
       <w:r>
         <w:rPr>
           <w:b/>
+          <w:i w:val="0"/>
           <w:color w:val="111111"/>
           <w:sz w:val="21"/>
         </w:rPr>
@@ -4170,6 +4497,7 @@
       <w:r>
         <w:rPr>
           <w:b w:val="0"/>
+          <w:i w:val="0"/>
           <w:color w:val="111111"/>
           <w:sz w:val="21"/>
         </w:rPr>
@@ -4183,6 +4511,7 @@
       <w:r>
         <w:rPr>
           <w:b/>
+          <w:i w:val="0"/>
           <w:color w:val="111111"/>
           <w:sz w:val="23"/>
         </w:rPr>
@@ -4196,6 +4525,7 @@
       <w:r>
         <w:rPr>
           <w:b w:val="0"/>
+          <w:i w:val="0"/>
           <w:color w:val="111111"/>
           <w:sz w:val="21"/>
         </w:rPr>
@@ -4205,6 +4535,7 @@
         <w:rPr>
           <w:rFonts w:ascii="Consolas" w:hAnsi="Consolas"/>
           <w:b w:val="0"/>
+          <w:i w:val="0"/>
           <w:color w:val="111111"/>
           <w:sz w:val="21"/>
         </w:rPr>
@@ -4213,6 +4544,7 @@
       <w:r>
         <w:rPr>
           <w:b w:val="0"/>
+          <w:i w:val="0"/>
           <w:color w:val="111111"/>
           <w:sz w:val="21"/>
         </w:rPr>
@@ -4222,6 +4554,7 @@
         <w:rPr>
           <w:rFonts w:ascii="Consolas" w:hAnsi="Consolas"/>
           <w:b w:val="0"/>
+          <w:i w:val="0"/>
           <w:color w:val="111111"/>
           <w:sz w:val="21"/>
         </w:rPr>
@@ -4230,6 +4563,7 @@
       <w:r>
         <w:rPr>
           <w:b w:val="0"/>
+          <w:i w:val="0"/>
           <w:color w:val="111111"/>
           <w:sz w:val="21"/>
         </w:rPr>
@@ -4243,6 +4577,7 @@
       <w:r>
         <w:rPr>
           <w:b/>
+          <w:i w:val="0"/>
           <w:color w:val="111111"/>
           <w:sz w:val="21"/>
         </w:rPr>
@@ -4251,6 +4586,7 @@
       <w:r>
         <w:rPr>
           <w:b w:val="0"/>
+          <w:i w:val="0"/>
           <w:color w:val="111111"/>
           <w:sz w:val="21"/>
         </w:rPr>
@@ -4268,6 +4604,7 @@
       <w:r>
         <w:rPr>
           <w:b w:val="0"/>
+          <w:i w:val="0"/>
           <w:color w:val="111111"/>
           <w:sz w:val="21"/>
         </w:rPr>
@@ -4285,6 +4622,7 @@
       <w:r>
         <w:rPr>
           <w:b w:val="0"/>
+          <w:i w:val="0"/>
           <w:color w:val="111111"/>
           <w:sz w:val="21"/>
         </w:rPr>
@@ -4298,6 +4636,7 @@
       <w:r>
         <w:rPr>
           <w:b w:val="0"/>
+          <w:i w:val="0"/>
           <w:color w:val="111111"/>
           <w:sz w:val="21"/>
         </w:rPr>
@@ -4311,6 +4650,7 @@
       <w:r>
         <w:rPr>
           <w:b/>
+          <w:i w:val="0"/>
           <w:color w:val="111111"/>
           <w:sz w:val="23"/>
         </w:rPr>
@@ -4324,6 +4664,7 @@
       <w:r>
         <w:rPr>
           <w:b w:val="0"/>
+          <w:i w:val="0"/>
           <w:color w:val="111111"/>
           <w:sz w:val="21"/>
         </w:rPr>
@@ -4337,6 +4678,7 @@
       <w:r>
         <w:rPr>
           <w:b/>
+          <w:i w:val="0"/>
           <w:color w:val="111111"/>
           <w:sz w:val="21"/>
         </w:rPr>
@@ -4345,6 +4687,7 @@
       <w:r>
         <w:rPr>
           <w:b w:val="0"/>
+          <w:i w:val="0"/>
           <w:color w:val="111111"/>
           <w:sz w:val="21"/>
         </w:rPr>
@@ -4362,6 +4705,7 @@
       <w:r>
         <w:rPr>
           <w:b w:val="0"/>
+          <w:i w:val="0"/>
           <w:color w:val="111111"/>
           <w:sz w:val="21"/>
         </w:rPr>
@@ -4379,6 +4723,7 @@
       <w:r>
         <w:rPr>
           <w:b w:val="0"/>
+          <w:i w:val="0"/>
           <w:color w:val="111111"/>
           <w:sz w:val="21"/>
         </w:rPr>
@@ -4396,6 +4741,7 @@
       <w:r>
         <w:rPr>
           <w:b w:val="0"/>
+          <w:i w:val="0"/>
           <w:color w:val="111111"/>
           <w:sz w:val="21"/>
         </w:rPr>
@@ -4413,6 +4759,7 @@
       <w:r>
         <w:rPr>
           <w:b w:val="0"/>
+          <w:i w:val="0"/>
           <w:color w:val="111111"/>
           <w:sz w:val="21"/>
         </w:rPr>
@@ -4422,6 +4769,7 @@
         <w:rPr>
           <w:rFonts w:ascii="Consolas" w:hAnsi="Consolas"/>
           <w:b w:val="0"/>
+          <w:i w:val="0"/>
           <w:color w:val="111111"/>
           <w:sz w:val="21"/>
         </w:rPr>
@@ -4430,6 +4778,7 @@
       <w:r>
         <w:rPr>
           <w:b w:val="0"/>
+          <w:i w:val="0"/>
           <w:color w:val="111111"/>
           <w:sz w:val="21"/>
         </w:rPr>
@@ -4447,6 +4796,7 @@
       <w:r>
         <w:rPr>
           <w:b w:val="0"/>
+          <w:i w:val="0"/>
           <w:color w:val="111111"/>
           <w:sz w:val="21"/>
         </w:rPr>
@@ -4464,6 +4814,7 @@
       <w:r>
         <w:rPr>
           <w:b w:val="0"/>
+          <w:i w:val="0"/>
           <w:color w:val="111111"/>
           <w:sz w:val="21"/>
         </w:rPr>
@@ -4481,6 +4832,7 @@
       <w:r>
         <w:rPr>
           <w:b w:val="0"/>
+          <w:i w:val="0"/>
           <w:color w:val="111111"/>
           <w:sz w:val="21"/>
         </w:rPr>
@@ -4494,6 +4846,7 @@
       <w:r>
         <w:rPr>
           <w:b w:val="0"/>
+          <w:i w:val="0"/>
           <w:color w:val="111111"/>
           <w:sz w:val="21"/>
         </w:rPr>
@@ -4511,6 +4864,7 @@
       <w:r>
         <w:rPr>
           <w:b w:val="0"/>
+          <w:i w:val="0"/>
           <w:color w:val="111111"/>
           <w:sz w:val="21"/>
         </w:rPr>
@@ -4520,6 +4874,7 @@
         <w:rPr>
           <w:rFonts w:ascii="Consolas" w:hAnsi="Consolas"/>
           <w:b w:val="0"/>
+          <w:i w:val="0"/>
           <w:color w:val="111111"/>
           <w:sz w:val="21"/>
         </w:rPr>
@@ -4528,6 +4883,7 @@
       <w:r>
         <w:rPr>
           <w:b w:val="0"/>
+          <w:i w:val="0"/>
           <w:color w:val="111111"/>
           <w:sz w:val="21"/>
         </w:rPr>
@@ -4545,6 +4901,7 @@
       <w:r>
         <w:rPr>
           <w:b w:val="0"/>
+          <w:i w:val="0"/>
           <w:color w:val="111111"/>
           <w:sz w:val="21"/>
         </w:rPr>
@@ -4558,6 +4915,7 @@
       <w:r>
         <w:rPr>
           <w:b/>
+          <w:i w:val="0"/>
           <w:color w:val="111111"/>
           <w:sz w:val="21"/>
         </w:rPr>
@@ -4566,6 +4924,7 @@
       <w:r>
         <w:rPr>
           <w:b w:val="0"/>
+          <w:i w:val="0"/>
           <w:color w:val="111111"/>
           <w:sz w:val="21"/>
         </w:rPr>
@@ -4575,6 +4934,7 @@
         <w:rPr>
           <w:rFonts w:ascii="Consolas" w:hAnsi="Consolas"/>
           <w:b w:val="0"/>
+          <w:i w:val="0"/>
           <w:color w:val="111111"/>
           <w:sz w:val="21"/>
         </w:rPr>
@@ -4583,6 +4943,7 @@
       <w:r>
         <w:rPr>
           <w:b w:val="0"/>
+          <w:i w:val="0"/>
           <w:color w:val="111111"/>
           <w:sz w:val="21"/>
         </w:rPr>
@@ -4596,6 +4957,7 @@
       <w:r>
         <w:rPr>
           <w:b/>
+          <w:i w:val="0"/>
           <w:color w:val="111111"/>
           <w:sz w:val="21"/>
         </w:rPr>
@@ -4604,6 +4966,7 @@
       <w:r>
         <w:rPr>
           <w:b w:val="0"/>
+          <w:i w:val="0"/>
           <w:color w:val="111111"/>
           <w:sz w:val="21"/>
         </w:rPr>
@@ -4617,6 +4980,7 @@
       <w:r>
         <w:rPr>
           <w:b w:val="0"/>
+          <w:i w:val="0"/>
           <w:color w:val="111111"/>
           <w:sz w:val="21"/>
         </w:rPr>
@@ -4634,6 +4998,7 @@
       <w:r>
         <w:rPr>
           <w:b w:val="0"/>
+          <w:i w:val="0"/>
           <w:color w:val="111111"/>
           <w:sz w:val="21"/>
         </w:rPr>
@@ -4651,6 +5016,7 @@
       <w:r>
         <w:rPr>
           <w:b w:val="0"/>
+          <w:i w:val="0"/>
           <w:color w:val="111111"/>
           <w:sz w:val="21"/>
         </w:rPr>
@@ -4664,6 +5030,7 @@
       <w:r>
         <w:rPr>
           <w:b/>
+          <w:i w:val="0"/>
           <w:color w:val="111111"/>
           <w:sz w:val="23"/>
         </w:rPr>
@@ -4677,6 +5044,7 @@
       <w:r>
         <w:rPr>
           <w:b w:val="0"/>
+          <w:i w:val="0"/>
           <w:color w:val="111111"/>
           <w:sz w:val="21"/>
         </w:rPr>
@@ -4694,6 +5062,7 @@
       <w:r>
         <w:rPr>
           <w:b w:val="0"/>
+          <w:i w:val="0"/>
           <w:color w:val="111111"/>
           <w:sz w:val="21"/>
         </w:rPr>
@@ -4703,6 +5072,7 @@
         <w:rPr>
           <w:rFonts w:ascii="Consolas" w:hAnsi="Consolas"/>
           <w:b w:val="0"/>
+          <w:i w:val="0"/>
           <w:color w:val="111111"/>
           <w:sz w:val="21"/>
         </w:rPr>
@@ -4711,6 +5081,7 @@
       <w:r>
         <w:rPr>
           <w:b w:val="0"/>
+          <w:i w:val="0"/>
           <w:color w:val="111111"/>
           <w:sz w:val="21"/>
         </w:rPr>
@@ -4728,6 +5099,7 @@
       <w:r>
         <w:rPr>
           <w:b w:val="0"/>
+          <w:i w:val="0"/>
           <w:color w:val="111111"/>
           <w:sz w:val="21"/>
         </w:rPr>
@@ -4745,6 +5117,7 @@
       <w:r>
         <w:rPr>
           <w:b w:val="0"/>
+          <w:i w:val="0"/>
           <w:color w:val="111111"/>
           <w:sz w:val="21"/>
         </w:rPr>
@@ -4762,6 +5135,7 @@
       <w:r>
         <w:rPr>
           <w:b w:val="0"/>
+          <w:i w:val="0"/>
           <w:color w:val="111111"/>
           <w:sz w:val="21"/>
         </w:rPr>
@@ -4771,6 +5145,7 @@
         <w:rPr>
           <w:rFonts w:ascii="Consolas" w:hAnsi="Consolas"/>
           <w:b w:val="0"/>
+          <w:i w:val="0"/>
           <w:color w:val="111111"/>
           <w:sz w:val="21"/>
         </w:rPr>
@@ -4779,6 +5154,7 @@
       <w:r>
         <w:rPr>
           <w:b w:val="0"/>
+          <w:i w:val="0"/>
           <w:color w:val="111111"/>
           <w:sz w:val="21"/>
         </w:rPr>
@@ -4788,6 +5164,7 @@
         <w:rPr>
           <w:rFonts w:ascii="Consolas" w:hAnsi="Consolas"/>
           <w:b w:val="0"/>
+          <w:i w:val="0"/>
           <w:color w:val="111111"/>
           <w:sz w:val="21"/>
         </w:rPr>
@@ -4796,6 +5173,7 @@
       <w:r>
         <w:rPr>
           <w:b w:val="0"/>
+          <w:i w:val="0"/>
           <w:color w:val="111111"/>
           <w:sz w:val="21"/>
         </w:rPr>
@@ -4813,6 +5191,7 @@
       <w:r>
         <w:rPr>
           <w:b w:val="0"/>
+          <w:i w:val="0"/>
           <w:color w:val="111111"/>
           <w:sz w:val="21"/>
         </w:rPr>
@@ -4826,6 +5205,7 @@
       <w:r>
         <w:rPr>
           <w:b/>
+          <w:i w:val="0"/>
           <w:color w:val="111111"/>
           <w:sz w:val="21"/>
         </w:rPr>
@@ -4834,6 +5214,7 @@
       <w:r>
         <w:rPr>
           <w:b w:val="0"/>
+          <w:i w:val="0"/>
           <w:color w:val="111111"/>
           <w:sz w:val="21"/>
         </w:rPr>
@@ -4851,6 +5232,7 @@
       <w:r>
         <w:rPr>
           <w:b w:val="0"/>
+          <w:i w:val="0"/>
           <w:color w:val="111111"/>
           <w:sz w:val="21"/>
         </w:rPr>
@@ -4868,6 +5250,7 @@
       <w:r>
         <w:rPr>
           <w:b w:val="0"/>
+          <w:i w:val="0"/>
           <w:color w:val="111111"/>
           <w:sz w:val="21"/>
         </w:rPr>
@@ -4885,6 +5268,7 @@
       <w:r>
         <w:rPr>
           <w:b w:val="0"/>
+          <w:i w:val="0"/>
           <w:color w:val="111111"/>
           <w:sz w:val="21"/>
         </w:rPr>
@@ -4894,6 +5278,7 @@
         <w:rPr>
           <w:rFonts w:ascii="Consolas" w:hAnsi="Consolas"/>
           <w:b w:val="0"/>
+          <w:i w:val="0"/>
           <w:color w:val="111111"/>
           <w:sz w:val="21"/>
         </w:rPr>
@@ -4902,6 +5287,7 @@
       <w:r>
         <w:rPr>
           <w:b w:val="0"/>
+          <w:i w:val="0"/>
           <w:color w:val="111111"/>
           <w:sz w:val="21"/>
         </w:rPr>
@@ -4915,6 +5301,7 @@
       <w:r>
         <w:rPr>
           <w:b/>
+          <w:i w:val="0"/>
           <w:color w:val="111111"/>
           <w:sz w:val="23"/>
         </w:rPr>
@@ -4928,6 +5315,7 @@
       <w:r>
         <w:rPr>
           <w:b w:val="0"/>
+          <w:i w:val="0"/>
           <w:color w:val="111111"/>
           <w:sz w:val="21"/>
         </w:rPr>
@@ -4945,6 +5333,7 @@
       <w:r>
         <w:rPr>
           <w:b w:val="0"/>
+          <w:i w:val="0"/>
           <w:color w:val="111111"/>
           <w:sz w:val="21"/>
         </w:rPr>
@@ -4958,6 +5347,7 @@
       <w:r>
         <w:rPr>
           <w:b/>
+          <w:i w:val="0"/>
           <w:color w:val="111111"/>
           <w:sz w:val="23"/>
         </w:rPr>
@@ -4971,6 +5361,7 @@
       <w:r>
         <w:rPr>
           <w:b w:val="0"/>
+          <w:i w:val="0"/>
           <w:color w:val="111111"/>
           <w:sz w:val="21"/>
         </w:rPr>
@@ -4979,6 +5370,7 @@
       <w:r>
         <w:rPr>
           <w:b/>
+          <w:i w:val="0"/>
           <w:color w:val="111111"/>
           <w:sz w:val="21"/>
         </w:rPr>
@@ -4987,6 +5379,7 @@
       <w:r>
         <w:rPr>
           <w:b w:val="0"/>
+          <w:i w:val="0"/>
           <w:color w:val="111111"/>
           <w:sz w:val="21"/>
         </w:rPr>
@@ -5004,6 +5397,7 @@
       <w:r>
         <w:rPr>
           <w:b w:val="0"/>
+          <w:i w:val="0"/>
           <w:color w:val="111111"/>
           <w:sz w:val="21"/>
         </w:rPr>
@@ -5021,6 +5415,7 @@
       <w:r>
         <w:rPr>
           <w:b w:val="0"/>
+          <w:i w:val="0"/>
           <w:color w:val="111111"/>
           <w:sz w:val="21"/>
         </w:rPr>
@@ -5029,6 +5424,7 @@
       <w:r>
         <w:rPr>
           <w:b/>
+          <w:i w:val="0"/>
           <w:color w:val="111111"/>
           <w:sz w:val="21"/>
         </w:rPr>
@@ -5042,6 +5438,7 @@
       <w:r>
         <w:rPr>
           <w:b/>
+          <w:i w:val="0"/>
           <w:color w:val="111111"/>
           <w:sz w:val="23"/>
         </w:rPr>
@@ -5055,6 +5452,7 @@
       <w:r>
         <w:rPr>
           <w:b/>
+          <w:i w:val="0"/>
           <w:color w:val="111111"/>
           <w:sz w:val="21"/>
         </w:rPr>
@@ -5063,6 +5461,7 @@
       <w:r>
         <w:rPr>
           <w:b w:val="0"/>
+          <w:i w:val="0"/>
           <w:color w:val="111111"/>
           <w:sz w:val="21"/>
         </w:rPr>
@@ -5080,6 +5479,7 @@
       <w:r>
         <w:rPr>
           <w:b w:val="0"/>
+          <w:i w:val="0"/>
           <w:color w:val="111111"/>
           <w:sz w:val="21"/>
         </w:rPr>
@@ -5097,6 +5497,7 @@
       <w:r>
         <w:rPr>
           <w:b w:val="0"/>
+          <w:i w:val="0"/>
           <w:color w:val="111111"/>
           <w:sz w:val="21"/>
         </w:rPr>
@@ -5114,6 +5515,7 @@
       <w:r>
         <w:rPr>
           <w:b w:val="0"/>
+          <w:i w:val="0"/>
           <w:color w:val="111111"/>
           <w:sz w:val="21"/>
         </w:rPr>
@@ -5127,6 +5529,7 @@
       <w:r>
         <w:rPr>
           <w:b/>
+          <w:i w:val="0"/>
           <w:color w:val="111111"/>
           <w:sz w:val="21"/>
         </w:rPr>
@@ -5135,6 +5538,7 @@
       <w:r>
         <w:rPr>
           <w:b w:val="0"/>
+          <w:i w:val="0"/>
           <w:color w:val="111111"/>
           <w:sz w:val="21"/>
         </w:rPr>
@@ -5144,6 +5548,7 @@
         <w:rPr>
           <w:rFonts w:ascii="Consolas" w:hAnsi="Consolas"/>
           <w:b w:val="0"/>
+          <w:i w:val="0"/>
           <w:color w:val="111111"/>
           <w:sz w:val="21"/>
         </w:rPr>
@@ -5152,6 +5557,7 @@
       <w:r>
         <w:rPr>
           <w:b w:val="0"/>
+          <w:i w:val="0"/>
           <w:color w:val="111111"/>
           <w:sz w:val="21"/>
         </w:rPr>
@@ -5169,6 +5575,7 @@
       <w:r>
         <w:rPr>
           <w:b w:val="0"/>
+          <w:i w:val="0"/>
           <w:color w:val="111111"/>
           <w:sz w:val="21"/>
         </w:rPr>
@@ -5182,6 +5589,7 @@
       <w:r>
         <w:rPr>
           <w:b/>
+          <w:i w:val="0"/>
           <w:color w:val="111111"/>
           <w:sz w:val="23"/>
         </w:rPr>
@@ -5195,6 +5603,7 @@
       <w:r>
         <w:rPr>
           <w:b w:val="0"/>
+          <w:i w:val="0"/>
           <w:color w:val="111111"/>
           <w:sz w:val="21"/>
         </w:rPr>
@@ -5212,6 +5621,7 @@
       <w:r>
         <w:rPr>
           <w:b w:val="0"/>
+          <w:i w:val="0"/>
           <w:color w:val="111111"/>
           <w:sz w:val="21"/>
         </w:rPr>
@@ -5229,6 +5639,7 @@
       <w:r>
         <w:rPr>
           <w:b w:val="0"/>
+          <w:i w:val="0"/>
           <w:color w:val="111111"/>
           <w:sz w:val="21"/>
         </w:rPr>
@@ -5246,6 +5657,7 @@
       <w:r>
         <w:rPr>
           <w:b w:val="0"/>
+          <w:i w:val="0"/>
           <w:color w:val="111111"/>
           <w:sz w:val="21"/>
         </w:rPr>
@@ -5263,6 +5675,7 @@
       <w:r>
         <w:rPr>
           <w:b w:val="0"/>
+          <w:i w:val="0"/>
           <w:color w:val="111111"/>
           <w:sz w:val="21"/>
         </w:rPr>
@@ -5280,6 +5693,7 @@
       <w:r>
         <w:rPr>
           <w:b w:val="0"/>
+          <w:i w:val="0"/>
           <w:color w:val="111111"/>
           <w:sz w:val="21"/>
         </w:rPr>
@@ -5297,6 +5711,7 @@
       <w:r>
         <w:rPr>
           <w:b w:val="0"/>
+          <w:i w:val="0"/>
           <w:color w:val="111111"/>
           <w:sz w:val="21"/>
         </w:rPr>
@@ -5314,6 +5729,7 @@
       <w:r>
         <w:rPr>
           <w:b w:val="0"/>
+          <w:i w:val="0"/>
           <w:color w:val="111111"/>
           <w:sz w:val="21"/>
         </w:rPr>
@@ -5331,6 +5747,7 @@
       <w:r>
         <w:rPr>
           <w:b w:val="0"/>
+          <w:i w:val="0"/>
           <w:color w:val="111111"/>
           <w:sz w:val="21"/>
         </w:rPr>
@@ -5339,14 +5756,34 @@
       <w:r>
         <w:rPr>
           <w:b/>
-          <w:color w:val="111111"/>
-          <w:sz w:val="21"/>
-        </w:rPr>
-        <w:t>Each (hospital, *m*) cell was resampled 100 times</w:t>
-      </w:r>
-      <w:r>
-        <w:rPr>
-          <w:b w:val="0"/>
+          <w:i w:val="0"/>
+          <w:color w:val="111111"/>
+          <w:sz w:val="21"/>
+        </w:rPr>
+        <w:t xml:space="preserve">Each (hospital, </w:t>
+      </w:r>
+      <w:r>
+        <w:rPr>
+          <w:b/>
+          <w:i/>
+          <w:color w:val="111111"/>
+          <w:sz w:val="21"/>
+        </w:rPr>
+        <w:t>m</w:t>
+      </w:r>
+      <w:r>
+        <w:rPr>
+          <w:b/>
+          <w:i w:val="0"/>
+          <w:color w:val="111111"/>
+          <w:sz w:val="21"/>
+        </w:rPr>
+        <w:t>) cell was resampled 100 times</w:t>
+      </w:r>
+      <w:r>
+        <w:rPr>
+          <w:b w:val="0"/>
+          <w:i w:val="0"/>
           <w:color w:val="111111"/>
           <w:sz w:val="21"/>
         </w:rPr>
@@ -5364,6 +5801,7 @@
       <w:r>
         <w:rPr>
           <w:b w:val="0"/>
+          <w:i w:val="0"/>
           <w:color w:val="111111"/>
           <w:sz w:val="21"/>
         </w:rPr>
@@ -5381,6 +5819,7 @@
       <w:r>
         <w:rPr>
           <w:b w:val="0"/>
+          <w:i w:val="0"/>
           <w:color w:val="111111"/>
           <w:sz w:val="21"/>
         </w:rPr>
@@ -5398,6 +5837,7 @@
       <w:r>
         <w:rPr>
           <w:b w:val="0"/>
+          <w:i w:val="0"/>
           <w:color w:val="111111"/>
           <w:sz w:val="21"/>
         </w:rPr>
@@ -5415,6 +5855,7 @@
       <w:r>
         <w:rPr>
           <w:b w:val="0"/>
+          <w:i w:val="0"/>
           <w:color w:val="111111"/>
           <w:sz w:val="21"/>
         </w:rPr>
@@ -5432,6 +5873,7 @@
       <w:r>
         <w:rPr>
           <w:b w:val="0"/>
+          <w:i w:val="0"/>
           <w:color w:val="111111"/>
           <w:sz w:val="21"/>
         </w:rPr>
@@ -5449,6 +5891,7 @@
       <w:r>
         <w:rPr>
           <w:b w:val="0"/>
+          <w:i w:val="0"/>
           <w:color w:val="111111"/>
           <w:sz w:val="21"/>
         </w:rPr>
@@ -5466,6 +5909,7 @@
       <w:r>
         <w:rPr>
           <w:b w:val="0"/>
+          <w:i w:val="0"/>
           <w:color w:val="111111"/>
           <w:sz w:val="21"/>
         </w:rPr>
@@ -5483,6 +5927,7 @@
       <w:r>
         <w:rPr>
           <w:b w:val="0"/>
+          <w:i w:val="0"/>
           <w:color w:val="111111"/>
           <w:sz w:val="21"/>
         </w:rPr>
@@ -5500,6 +5945,7 @@
       <w:r>
         <w:rPr>
           <w:b w:val="0"/>
+          <w:i w:val="0"/>
           <w:color w:val="111111"/>
           <w:sz w:val="21"/>
         </w:rPr>
@@ -5513,6 +5959,7 @@
       <w:r>
         <w:rPr>
           <w:b w:val="0"/>
+          <w:i w:val="0"/>
           <w:color w:val="111111"/>
           <w:sz w:val="21"/>
         </w:rPr>
@@ -5521,6 +5968,7 @@
       <w:r>
         <w:rPr>
           <w:b/>
+          <w:i w:val="0"/>
           <w:color w:val="111111"/>
           <w:sz w:val="21"/>
         </w:rPr>
@@ -5529,6 +5977,7 @@
       <w:r>
         <w:rPr>
           <w:b w:val="0"/>
+          <w:i w:val="0"/>
           <w:color w:val="111111"/>
           <w:sz w:val="21"/>
         </w:rPr>
@@ -5542,6 +5991,7 @@
       <w:r>
         <w:rPr>
           <w:b/>
+          <w:i w:val="0"/>
           <w:color w:val="111111"/>
           <w:sz w:val="23"/>
         </w:rPr>
@@ -5555,6 +6005,7 @@
       <w:r>
         <w:rPr>
           <w:b w:val="0"/>
+          <w:i w:val="0"/>
           <w:color w:val="111111"/>
           <w:sz w:val="21"/>
         </w:rPr>
@@ -5572,6 +6023,7 @@
       <w:r>
         <w:rPr>
           <w:b w:val="0"/>
+          <w:i w:val="0"/>
           <w:color w:val="111111"/>
           <w:sz w:val="21"/>
         </w:rPr>
@@ -5580,6 +6032,7 @@
       <w:r>
         <w:rPr>
           <w:b/>
+          <w:i w:val="0"/>
           <w:color w:val="111111"/>
           <w:sz w:val="21"/>
         </w:rPr>
@@ -5588,6 +6041,7 @@
       <w:r>
         <w:rPr>
           <w:b w:val="0"/>
+          <w:i w:val="0"/>
           <w:color w:val="111111"/>
           <w:sz w:val="21"/>
         </w:rPr>
@@ -5596,6 +6050,7 @@
       <w:r>
         <w:rPr>
           <w:b/>
+          <w:i w:val="0"/>
           <w:color w:val="111111"/>
           <w:sz w:val="21"/>
         </w:rPr>
@@ -5604,6 +6059,7 @@
       <w:r>
         <w:rPr>
           <w:b w:val="0"/>
+          <w:i w:val="0"/>
           <w:color w:val="111111"/>
           <w:sz w:val="21"/>
         </w:rPr>
@@ -5612,6 +6068,7 @@
       <w:r>
         <w:rPr>
           <w:b/>
+          <w:i w:val="0"/>
           <w:color w:val="111111"/>
           <w:sz w:val="21"/>
         </w:rPr>
@@ -5620,6 +6077,7 @@
       <w:r>
         <w:rPr>
           <w:b w:val="0"/>
+          <w:i w:val="0"/>
           <w:color w:val="111111"/>
           <w:sz w:val="21"/>
         </w:rPr>
@@ -5628,6 +6086,7 @@
       <w:r>
         <w:rPr>
           <w:b/>
+          <w:i w:val="0"/>
           <w:color w:val="111111"/>
           <w:sz w:val="21"/>
         </w:rPr>
@@ -5636,6 +6095,7 @@
       <w:r>
         <w:rPr>
           <w:b w:val="0"/>
+          <w:i w:val="0"/>
           <w:color w:val="111111"/>
           <w:sz w:val="21"/>
         </w:rPr>
@@ -5649,6 +6109,7 @@
       <w:r>
         <w:rPr>
           <w:b w:val="0"/>
+          <w:i w:val="0"/>
           <w:color w:val="111111"/>
           <w:sz w:val="21"/>
         </w:rPr>
@@ -5666,6 +6127,7 @@
       <w:r>
         <w:rPr>
           <w:b w:val="0"/>
+          <w:i w:val="0"/>
           <w:color w:val="111111"/>
           <w:sz w:val="21"/>
         </w:rPr>
@@ -5683,6 +6145,7 @@
       <w:r>
         <w:rPr>
           <w:b w:val="0"/>
+          <w:i w:val="0"/>
           <w:color w:val="111111"/>
           <w:sz w:val="21"/>
         </w:rPr>
@@ -5700,6 +6163,7 @@
       <w:r>
         <w:rPr>
           <w:b w:val="0"/>
+          <w:i w:val="0"/>
           <w:color w:val="111111"/>
           <w:sz w:val="21"/>
         </w:rPr>
@@ -5717,6 +6181,7 @@
       <w:r>
         <w:rPr>
           <w:b w:val="0"/>
+          <w:i w:val="0"/>
           <w:color w:val="111111"/>
           <w:sz w:val="21"/>
         </w:rPr>
@@ -5730,6 +6195,7 @@
       <w:r>
         <w:rPr>
           <w:b w:val="0"/>
+          <w:i w:val="0"/>
           <w:color w:val="111111"/>
           <w:sz w:val="21"/>
         </w:rPr>
@@ -5747,6 +6213,7 @@
       <w:r>
         <w:rPr>
           <w:b w:val="0"/>
+          <w:i w:val="0"/>
           <w:color w:val="111111"/>
           <w:sz w:val="21"/>
         </w:rPr>
@@ -5755,6 +6222,7 @@
       <w:r>
         <w:rPr>
           <w:b/>
+          <w:i w:val="0"/>
           <w:color w:val="111111"/>
           <w:sz w:val="21"/>
         </w:rPr>
@@ -5763,6 +6231,7 @@
       <w:r>
         <w:rPr>
           <w:b w:val="0"/>
+          <w:i w:val="0"/>
           <w:color w:val="111111"/>
           <w:sz w:val="21"/>
         </w:rPr>
@@ -5780,6 +6249,7 @@
       <w:r>
         <w:rPr>
           <w:b w:val="0"/>
+          <w:i w:val="0"/>
           <w:color w:val="111111"/>
           <w:sz w:val="21"/>
         </w:rPr>
@@ -5802,6 +6272,7 @@
       <w:r>
         <w:rPr>
           <w:b w:val="0"/>
+          <w:i w:val="0"/>
           <w:color w:val="111111"/>
           <w:sz w:val="21"/>
         </w:rPr>
@@ -5810,6 +6281,7 @@
       <w:r>
         <w:rPr>
           <w:b/>
+          <w:i w:val="0"/>
           <w:color w:val="111111"/>
           <w:sz w:val="21"/>
         </w:rPr>
@@ -5818,6 +6290,7 @@
       <w:r>
         <w:rPr>
           <w:b w:val="0"/>
+          <w:i w:val="0"/>
           <w:color w:val="111111"/>
           <w:sz w:val="21"/>
         </w:rPr>
@@ -5827,6 +6300,7 @@
         <w:rPr>
           <w:rFonts w:ascii="Consolas" w:hAnsi="Consolas"/>
           <w:b w:val="0"/>
+          <w:i w:val="0"/>
           <w:color w:val="111111"/>
           <w:sz w:val="21"/>
         </w:rPr>
@@ -5835,6 +6309,7 @@
       <w:r>
         <w:rPr>
           <w:b w:val="0"/>
+          <w:i w:val="0"/>
           <w:color w:val="111111"/>
           <w:sz w:val="21"/>
         </w:rPr>
@@ -5852,6 +6327,7 @@
       <w:r>
         <w:rPr>
           <w:b w:val="0"/>
+          <w:i w:val="0"/>
           <w:color w:val="111111"/>
           <w:sz w:val="21"/>
         </w:rPr>
@@ -5869,6 +6345,7 @@
       <w:r>
         <w:rPr>
           <w:b w:val="0"/>
+          <w:i w:val="0"/>
           <w:color w:val="111111"/>
           <w:sz w:val="21"/>
         </w:rPr>
@@ -5878,6 +6355,7 @@
         <w:rPr>
           <w:rFonts w:ascii="Consolas" w:hAnsi="Consolas"/>
           <w:b w:val="0"/>
+          <w:i w:val="0"/>
           <w:color w:val="111111"/>
           <w:sz w:val="21"/>
         </w:rPr>
@@ -5886,6 +6364,7 @@
       <w:r>
         <w:rPr>
           <w:b w:val="0"/>
+          <w:i w:val="0"/>
           <w:color w:val="111111"/>
           <w:sz w:val="21"/>
         </w:rPr>
@@ -5903,6 +6382,7 @@
       <w:r>
         <w:rPr>
           <w:b w:val="0"/>
+          <w:i w:val="0"/>
           <w:color w:val="111111"/>
           <w:sz w:val="21"/>
         </w:rPr>
@@ -5920,6 +6400,7 @@
       <w:r>
         <w:rPr>
           <w:b w:val="0"/>
+          <w:i w:val="0"/>
           <w:color w:val="111111"/>
           <w:sz w:val="21"/>
         </w:rPr>
@@ -5933,6 +6414,7 @@
       <w:r>
         <w:rPr>
           <w:b/>
+          <w:i w:val="0"/>
           <w:color w:val="111111"/>
           <w:sz w:val="21"/>
         </w:rPr>
@@ -5941,6 +6423,7 @@
       <w:r>
         <w:rPr>
           <w:b w:val="0"/>
+          <w:i w:val="0"/>
           <w:color w:val="111111"/>
           <w:sz w:val="21"/>
         </w:rPr>
@@ -5958,6 +6441,7 @@
       <w:r>
         <w:rPr>
           <w:b w:val="0"/>
+          <w:i w:val="0"/>
           <w:color w:val="111111"/>
           <w:sz w:val="21"/>
         </w:rPr>
@@ -5966,6 +6450,7 @@
       <w:r>
         <w:rPr>
           <w:b/>
+          <w:i w:val="0"/>
           <w:color w:val="111111"/>
           <w:sz w:val="21"/>
         </w:rPr>
@@ -5974,6 +6459,7 @@
       <w:r>
         <w:rPr>
           <w:b w:val="0"/>
+          <w:i w:val="0"/>
           <w:color w:val="111111"/>
           <w:sz w:val="21"/>
         </w:rPr>
@@ -5983,6 +6469,7 @@
         <w:rPr>
           <w:rFonts w:ascii="Consolas" w:hAnsi="Consolas"/>
           <w:b w:val="0"/>
+          <w:i w:val="0"/>
           <w:color w:val="111111"/>
           <w:sz w:val="21"/>
         </w:rPr>
@@ -5991,6 +6478,7 @@
       <w:r>
         <w:rPr>
           <w:b w:val="0"/>
+          <w:i w:val="0"/>
           <w:color w:val="111111"/>
           <w:sz w:val="21"/>
         </w:rPr>
@@ -6000,6 +6488,7 @@
         <w:rPr>
           <w:rFonts w:ascii="Consolas" w:hAnsi="Consolas"/>
           <w:b w:val="0"/>
+          <w:i w:val="0"/>
           <w:color w:val="111111"/>
           <w:sz w:val="21"/>
         </w:rPr>
@@ -6008,6 +6497,7 @@
       <w:r>
         <w:rPr>
           <w:b w:val="0"/>
+          <w:i w:val="0"/>
           <w:color w:val="111111"/>
           <w:sz w:val="21"/>
         </w:rPr>
@@ -6021,6 +6511,7 @@
       <w:r>
         <w:rPr>
           <w:b/>
+          <w:i w:val="0"/>
           <w:color w:val="111111"/>
           <w:sz w:val="21"/>
         </w:rPr>
@@ -6029,6 +6520,7 @@
       <w:r>
         <w:rPr>
           <w:b w:val="0"/>
+          <w:i w:val="0"/>
           <w:color w:val="111111"/>
           <w:sz w:val="21"/>
         </w:rPr>
@@ -6037,6 +6529,7 @@
       <w:r>
         <w:rPr>
           <w:b/>
+          <w:i w:val="0"/>
           <w:color w:val="111111"/>
           <w:sz w:val="21"/>
         </w:rPr>
@@ -6045,6 +6538,7 @@
       <w:r>
         <w:rPr>
           <w:b w:val="0"/>
+          <w:i w:val="0"/>
           <w:color w:val="111111"/>
           <w:sz w:val="21"/>
         </w:rPr>
@@ -6058,6 +6552,7 @@
       <w:r>
         <w:rPr>
           <w:b/>
+          <w:i w:val="0"/>
           <w:color w:val="111111"/>
           <w:sz w:val="23"/>
         </w:rPr>
@@ -6071,6 +6566,7 @@
       <w:r>
         <w:rPr>
           <w:b w:val="0"/>
+          <w:i w:val="0"/>
           <w:color w:val="111111"/>
           <w:sz w:val="21"/>
         </w:rPr>
@@ -6079,6 +6575,7 @@
       <w:r>
         <w:rPr>
           <w:b/>
+          <w:i w:val="0"/>
           <w:color w:val="111111"/>
           <w:sz w:val="21"/>
         </w:rPr>
@@ -6087,6 +6584,7 @@
       <w:r>
         <w:rPr>
           <w:b w:val="0"/>
+          <w:i w:val="0"/>
           <w:color w:val="111111"/>
           <w:sz w:val="21"/>
         </w:rPr>
@@ -6104,6 +6602,7 @@
       <w:r>
         <w:rPr>
           <w:b w:val="0"/>
+          <w:i w:val="0"/>
           <w:color w:val="111111"/>
           <w:sz w:val="21"/>
         </w:rPr>
@@ -6112,14 +6611,34 @@
       <w:r>
         <w:rPr>
           <w:b/>
-          <w:color w:val="111111"/>
-          <w:sz w:val="21"/>
-        </w:rPr>
-        <w:t>fixed at their eICU values (ā = +0.030, *τ²* = 0.131) and never re-estimated on MIMIC-IV</w:t>
-      </w:r>
-      <w:r>
-        <w:rPr>
-          <w:b w:val="0"/>
+          <w:i w:val="0"/>
+          <w:color w:val="111111"/>
+          <w:sz w:val="21"/>
+        </w:rPr>
+        <w:t xml:space="preserve">fixed at their eICU values (ā = +0.030, </w:t>
+      </w:r>
+      <w:r>
+        <w:rPr>
+          <w:b/>
+          <w:i/>
+          <w:color w:val="111111"/>
+          <w:sz w:val="21"/>
+        </w:rPr>
+        <w:t>τ²</w:t>
+      </w:r>
+      <w:r>
+        <w:rPr>
+          <w:b/>
+          <w:i w:val="0"/>
+          <w:color w:val="111111"/>
+          <w:sz w:val="21"/>
+        </w:rPr>
+        <w:t xml:space="preserve"> = 0.131) and never re-estimated on MIMIC-IV</w:t>
+      </w:r>
+      <w:r>
+        <w:rPr>
+          <w:b w:val="0"/>
+          <w:i w:val="0"/>
           <w:color w:val="111111"/>
           <w:sz w:val="21"/>
         </w:rPr>
@@ -6137,6 +6656,7 @@
       <w:r>
         <w:rPr>
           <w:b w:val="0"/>
+          <w:i w:val="0"/>
           <w:color w:val="111111"/>
           <w:sz w:val="21"/>
         </w:rPr>
@@ -6154,6 +6674,7 @@
       <w:r>
         <w:rPr>
           <w:b w:val="0"/>
+          <w:i w:val="0"/>
           <w:color w:val="111111"/>
           <w:sz w:val="21"/>
         </w:rPr>
@@ -6171,6 +6692,7 @@
       <w:r>
         <w:rPr>
           <w:b w:val="0"/>
+          <w:i w:val="0"/>
           <w:color w:val="111111"/>
           <w:sz w:val="21"/>
         </w:rPr>
@@ -6188,6 +6710,7 @@
       <w:r>
         <w:rPr>
           <w:b w:val="0"/>
+          <w:i w:val="0"/>
           <w:color w:val="111111"/>
           <w:sz w:val="21"/>
         </w:rPr>
@@ -6205,6 +6728,7 @@
       <w:r>
         <w:rPr>
           <w:b w:val="0"/>
+          <w:i w:val="0"/>
           <w:color w:val="111111"/>
           <w:sz w:val="21"/>
         </w:rPr>
@@ -6213,6 +6737,7 @@
       <w:r>
         <w:rPr>
           <w:b/>
+          <w:i w:val="0"/>
           <w:color w:val="111111"/>
           <w:sz w:val="21"/>
         </w:rPr>
@@ -6221,6 +6746,7 @@
       <w:r>
         <w:rPr>
           <w:b w:val="0"/>
+          <w:i w:val="0"/>
           <w:color w:val="111111"/>
           <w:sz w:val="21"/>
         </w:rPr>
@@ -6234,6 +6760,7 @@
       <w:r>
         <w:rPr>
           <w:b/>
+          <w:i w:val="0"/>
           <w:color w:val="111111"/>
           <w:sz w:val="21"/>
         </w:rPr>
@@ -6242,6 +6769,7 @@
       <w:r>
         <w:rPr>
           <w:b w:val="0"/>
+          <w:i w:val="0"/>
           <w:color w:val="111111"/>
           <w:sz w:val="21"/>
         </w:rPr>
@@ -6255,6 +6783,7 @@
       <w:r>
         <w:rPr>
           <w:b/>
+          <w:i w:val="0"/>
           <w:color w:val="111111"/>
           <w:sz w:val="23"/>
         </w:rPr>
@@ -6268,6 +6797,7 @@
       <w:r>
         <w:rPr>
           <w:b w:val="0"/>
+          <w:i w:val="0"/>
           <w:color w:val="111111"/>
           <w:sz w:val="21"/>
         </w:rPr>
@@ -6276,6 +6806,7 @@
       <w:r>
         <w:rPr>
           <w:b/>
+          <w:i w:val="0"/>
           <w:color w:val="111111"/>
           <w:sz w:val="21"/>
         </w:rPr>
@@ -6289,6 +6820,7 @@
       <w:r>
         <w:rPr>
           <w:b/>
+          <w:i w:val="0"/>
           <w:color w:val="111111"/>
           <w:sz w:val="21"/>
         </w:rPr>
@@ -6297,6 +6829,7 @@
       <w:r>
         <w:rPr>
           <w:b w:val="0"/>
+          <w:i w:val="0"/>
           <w:color w:val="111111"/>
           <w:sz w:val="21"/>
         </w:rPr>
@@ -6305,6 +6838,7 @@
       <w:r>
         <w:rPr>
           <w:b/>
+          <w:i w:val="0"/>
           <w:color w:val="111111"/>
           <w:sz w:val="21"/>
         </w:rPr>
@@ -6313,6 +6847,7 @@
       <w:r>
         <w:rPr>
           <w:b w:val="0"/>
+          <w:i w:val="0"/>
           <w:color w:val="111111"/>
           <w:sz w:val="21"/>
         </w:rPr>
@@ -6326,6 +6861,7 @@
       <w:r>
         <w:rPr>
           <w:b/>
+          <w:i w:val="0"/>
           <w:color w:val="111111"/>
           <w:sz w:val="21"/>
         </w:rPr>
@@ -6334,6 +6870,7 @@
       <w:r>
         <w:rPr>
           <w:b w:val="0"/>
+          <w:i w:val="0"/>
           <w:color w:val="111111"/>
           <w:sz w:val="21"/>
         </w:rPr>
@@ -6351,6 +6888,7 @@
       <w:r>
         <w:rPr>
           <w:b w:val="0"/>
+          <w:i w:val="0"/>
           <w:color w:val="111111"/>
           <w:sz w:val="21"/>
         </w:rPr>
@@ -6364,6 +6902,7 @@
       <w:r>
         <w:rPr>
           <w:b w:val="0"/>
+          <w:i w:val="0"/>
           <w:color w:val="111111"/>
           <w:sz w:val="20"/>
         </w:rPr>
@@ -6372,6 +6911,7 @@
       <w:r>
         <w:rPr>
           <w:b/>
+          <w:i w:val="0"/>
           <w:color w:val="111111"/>
           <w:sz w:val="20"/>
         </w:rPr>
@@ -6380,6 +6920,7 @@
       <w:r>
         <w:rPr>
           <w:b w:val="0"/>
+          <w:i w:val="0"/>
           <w:color w:val="111111"/>
           <w:sz w:val="20"/>
         </w:rPr>
@@ -6393,6 +6934,7 @@
       <w:r>
         <w:rPr>
           <w:b w:val="0"/>
+          <w:i w:val="0"/>
           <w:color w:val="111111"/>
           <w:sz w:val="21"/>
         </w:rPr>
@@ -6410,6 +6952,7 @@
       <w:r>
         <w:rPr>
           <w:b w:val="0"/>
+          <w:i w:val="0"/>
           <w:color w:val="111111"/>
           <w:sz w:val="21"/>
         </w:rPr>
@@ -6418,6 +6961,7 @@
       <w:r>
         <w:rPr>
           <w:b/>
+          <w:i w:val="0"/>
           <w:color w:val="111111"/>
           <w:sz w:val="21"/>
         </w:rPr>
@@ -6426,6 +6970,7 @@
       <w:r>
         <w:rPr>
           <w:b w:val="0"/>
+          <w:i w:val="0"/>
           <w:color w:val="111111"/>
           <w:sz w:val="21"/>
         </w:rPr>
@@ -6443,6 +6988,7 @@
       <w:r>
         <w:rPr>
           <w:b w:val="0"/>
+          <w:i w:val="0"/>
           <w:color w:val="111111"/>
           <w:sz w:val="21"/>
         </w:rPr>
@@ -6456,6 +7002,7 @@
       <w:r>
         <w:rPr>
           <w:b w:val="0"/>
+          <w:i w:val="0"/>
           <w:color w:val="111111"/>
           <w:sz w:val="20"/>
         </w:rPr>
@@ -6464,6 +7011,7 @@
       <w:r>
         <w:rPr>
           <w:b/>
+          <w:i w:val="0"/>
           <w:color w:val="111111"/>
           <w:sz w:val="20"/>
         </w:rPr>
@@ -6472,6 +7020,7 @@
       <w:r>
         <w:rPr>
           <w:b w:val="0"/>
+          <w:i w:val="0"/>
           <w:color w:val="111111"/>
           <w:sz w:val="20"/>
         </w:rPr>
@@ -6489,6 +7038,7 @@
       <w:r>
         <w:rPr>
           <w:b w:val="0"/>
+          <w:i w:val="0"/>
           <w:color w:val="111111"/>
           <w:sz w:val="20"/>
         </w:rPr>
@@ -6502,6 +7052,7 @@
       <w:r>
         <w:rPr>
           <w:b w:val="0"/>
+          <w:i w:val="0"/>
           <w:color w:val="111111"/>
           <w:sz w:val="21"/>
         </w:rPr>
@@ -6519,6 +7070,7 @@
       <w:r>
         <w:rPr>
           <w:b w:val="0"/>
+          <w:i w:val="0"/>
           <w:color w:val="111111"/>
           <w:sz w:val="21"/>
         </w:rPr>
@@ -6527,6 +7079,7 @@
       <w:r>
         <w:rPr>
           <w:b/>
+          <w:i w:val="0"/>
           <w:color w:val="111111"/>
           <w:sz w:val="21"/>
         </w:rPr>
@@ -6540,6 +7093,7 @@
       <w:r>
         <w:rPr>
           <w:b w:val="0"/>
+          <w:i w:val="0"/>
           <w:color w:val="111111"/>
           <w:sz w:val="20"/>
         </w:rPr>
@@ -6548,6 +7102,7 @@
       <w:r>
         <w:rPr>
           <w:b/>
+          <w:i w:val="0"/>
           <w:color w:val="111111"/>
           <w:sz w:val="20"/>
         </w:rPr>
@@ -6556,6 +7111,7 @@
       <w:r>
         <w:rPr>
           <w:b w:val="0"/>
+          <w:i w:val="0"/>
           <w:color w:val="111111"/>
           <w:sz w:val="20"/>
         </w:rPr>
@@ -6578,6 +7134,7 @@
       <w:r>
         <w:rPr>
           <w:b w:val="0"/>
+          <w:i w:val="0"/>
           <w:color w:val="111111"/>
           <w:sz w:val="21"/>
         </w:rPr>
@@ -6586,6 +7143,7 @@
       <w:r>
         <w:rPr>
           <w:b/>
+          <w:i w:val="0"/>
           <w:color w:val="111111"/>
           <w:sz w:val="21"/>
         </w:rPr>
@@ -6599,6 +7157,7 @@
       <w:r>
         <w:rPr>
           <w:b w:val="0"/>
+          <w:i w:val="0"/>
           <w:color w:val="111111"/>
           <w:sz w:val="20"/>
         </w:rPr>
@@ -6607,14 +7166,34 @@
       <w:r>
         <w:rPr>
           <w:b/>
+          <w:i w:val="0"/>
           <w:color w:val="111111"/>
           <w:sz w:val="20"/>
         </w:rPr>
-        <w:t>Analysis K — agreement of *τ²* across estimation frameworks.</w:t>
-      </w:r>
-      <w:r>
-        <w:rPr>
-          <w:b w:val="0"/>
+        <w:t xml:space="preserve">Analysis K — agreement of </w:t>
+      </w:r>
+      <w:r>
+        <w:rPr>
+          <w:b/>
+          <w:i/>
+          <w:color w:val="111111"/>
+          <w:sz w:val="20"/>
+        </w:rPr>
+        <w:t>τ²</w:t>
+      </w:r>
+      <w:r>
+        <w:rPr>
+          <w:b/>
+          <w:i w:val="0"/>
+          <w:color w:val="111111"/>
+          <w:sz w:val="20"/>
+        </w:rPr>
+        <w:t xml:space="preserve"> across estimation frameworks.</w:t>
+      </w:r>
+      <w:r>
+        <w:rPr>
+          <w:b w:val="0"/>
+          <w:i w:val="0"/>
           <w:color w:val="111111"/>
           <w:sz w:val="20"/>
         </w:rPr>
@@ -6628,6 +7207,7 @@
       <w:r>
         <w:rPr>
           <w:b w:val="0"/>
+          <w:i w:val="0"/>
           <w:color w:val="111111"/>
           <w:sz w:val="21"/>
         </w:rPr>
@@ -6636,6 +7216,7 @@
       <w:r>
         <w:rPr>
           <w:b/>
+          <w:i w:val="0"/>
           <w:color w:val="111111"/>
           <w:sz w:val="21"/>
         </w:rPr>
@@ -6644,6 +7225,7 @@
       <w:r>
         <w:rPr>
           <w:b w:val="0"/>
+          <w:i w:val="0"/>
           <w:color w:val="111111"/>
           <w:sz w:val="21"/>
         </w:rPr>
@@ -6652,6 +7234,7 @@
       <w:r>
         <w:rPr>
           <w:b/>
+          <w:i w:val="0"/>
           <w:color w:val="111111"/>
           <w:sz w:val="21"/>
         </w:rPr>
@@ -6660,6 +7243,7 @@
       <w:r>
         <w:rPr>
           <w:b w:val="0"/>
+          <w:i w:val="0"/>
           <w:color w:val="111111"/>
           <w:sz w:val="21"/>
         </w:rPr>
@@ -6677,6 +7261,7 @@
       <w:r>
         <w:rPr>
           <w:b w:val="0"/>
+          <w:i w:val="0"/>
           <w:color w:val="111111"/>
           <w:sz w:val="21"/>
         </w:rPr>
@@ -6690,6 +7275,7 @@
       <w:r>
         <w:rPr>
           <w:b/>
+          <w:i w:val="0"/>
           <w:color w:val="111111"/>
           <w:sz w:val="21"/>
         </w:rPr>
@@ -6698,6 +7284,7 @@
       <w:r>
         <w:rPr>
           <w:b w:val="0"/>
+          <w:i w:val="0"/>
           <w:color w:val="111111"/>
           <w:sz w:val="21"/>
         </w:rPr>
@@ -6711,6 +7298,7 @@
       <w:r>
         <w:rPr>
           <w:b/>
+          <w:i w:val="0"/>
           <w:color w:val="111111"/>
           <w:sz w:val="21"/>
         </w:rPr>
@@ -6719,6 +7307,7 @@
       <w:r>
         <w:rPr>
           <w:b w:val="0"/>
+          <w:i w:val="0"/>
           <w:color w:val="111111"/>
           <w:sz w:val="21"/>
         </w:rPr>
@@ -6732,6 +7321,7 @@
       <w:r>
         <w:rPr>
           <w:b/>
+          <w:i w:val="0"/>
           <w:color w:val="111111"/>
           <w:sz w:val="23"/>
         </w:rPr>
@@ -6745,6 +7335,7 @@
       <w:r>
         <w:rPr>
           <w:b w:val="0"/>
+          <w:i w:val="0"/>
           <w:color w:val="111111"/>
           <w:sz w:val="21"/>
         </w:rPr>
@@ -6762,6 +7353,7 @@
       <w:r>
         <w:rPr>
           <w:b w:val="0"/>
+          <w:i w:val="0"/>
           <w:color w:val="111111"/>
           <w:sz w:val="21"/>
         </w:rPr>
@@ -6779,6 +7371,7 @@
       <w:r>
         <w:rPr>
           <w:b w:val="0"/>
+          <w:i w:val="0"/>
           <w:color w:val="111111"/>
           <w:sz w:val="21"/>
         </w:rPr>
@@ -6792,6 +7385,7 @@
       <w:r>
         <w:rPr>
           <w:b/>
+          <w:i w:val="0"/>
           <w:color w:val="111111"/>
           <w:sz w:val="23"/>
         </w:rPr>
@@ -6805,6 +7399,7 @@
       <w:r>
         <w:rPr>
           <w:b w:val="0"/>
+          <w:i w:val="0"/>
           <w:color w:val="111111"/>
           <w:sz w:val="21"/>
         </w:rPr>
@@ -6813,6 +7408,7 @@
       <w:r>
         <w:rPr>
           <w:b/>
+          <w:i w:val="0"/>
           <w:color w:val="111111"/>
           <w:sz w:val="21"/>
         </w:rPr>
@@ -6821,6 +7417,7 @@
       <w:r>
         <w:rPr>
           <w:b w:val="0"/>
+          <w:i w:val="0"/>
           <w:color w:val="111111"/>
           <w:sz w:val="21"/>
         </w:rPr>
@@ -6834,6 +7431,7 @@
       <w:r>
         <w:rPr>
           <w:b w:val="0"/>
+          <w:i w:val="0"/>
           <w:color w:val="111111"/>
           <w:sz w:val="21"/>
         </w:rPr>
@@ -6842,6 +7440,7 @@
       <w:r>
         <w:rPr>
           <w:b/>
+          <w:i w:val="0"/>
           <w:color w:val="111111"/>
           <w:sz w:val="21"/>
         </w:rPr>
@@ -6850,6 +7449,7 @@
       <w:r>
         <w:rPr>
           <w:b w:val="0"/>
+          <w:i w:val="0"/>
           <w:color w:val="111111"/>
           <w:sz w:val="21"/>
         </w:rPr>
@@ -6863,6 +7463,7 @@
       <w:r>
         <w:rPr>
           <w:b/>
+          <w:i w:val="0"/>
           <w:color w:val="111111"/>
           <w:sz w:val="23"/>
         </w:rPr>
@@ -6876,6 +7477,7 @@
       <w:r>
         <w:rPr>
           <w:b w:val="0"/>
+          <w:i w:val="0"/>
           <w:color w:val="111111"/>
           <w:sz w:val="21"/>
         </w:rPr>
@@ -6885,6 +7487,7 @@
         <w:rPr>
           <w:rFonts w:ascii="Consolas" w:hAnsi="Consolas"/>
           <w:b w:val="0"/>
+          <w:i w:val="0"/>
           <w:color w:val="111111"/>
           <w:sz w:val="21"/>
         </w:rPr>
@@ -6893,6 +7496,7 @@
       <w:r>
         <w:rPr>
           <w:b w:val="0"/>
+          <w:i w:val="0"/>
           <w:color w:val="111111"/>
           <w:sz w:val="21"/>
         </w:rPr>
@@ -6906,6 +7510,7 @@
       <w:r>
         <w:rPr>
           <w:b w:val="0"/>
+          <w:i w:val="0"/>
           <w:color w:val="111111"/>
           <w:sz w:val="21"/>
         </w:rPr>
@@ -6914,6 +7519,7 @@
       <w:r>
         <w:rPr>
           <w:b/>
+          <w:i w:val="0"/>
           <w:color w:val="111111"/>
           <w:sz w:val="21"/>
         </w:rPr>
@@ -6922,6 +7528,7 @@
       <w:r>
         <w:rPr>
           <w:b w:val="0"/>
+          <w:i w:val="0"/>
           <w:color w:val="111111"/>
           <w:sz w:val="21"/>
         </w:rPr>
@@ -6931,6 +7538,7 @@
         <w:rPr>
           <w:rFonts w:ascii="Consolas" w:hAnsi="Consolas"/>
           <w:b w:val="0"/>
+          <w:i w:val="0"/>
           <w:color w:val="111111"/>
           <w:sz w:val="21"/>
         </w:rPr>
@@ -6939,6 +7547,7 @@
       <w:r>
         <w:rPr>
           <w:b w:val="0"/>
+          <w:i w:val="0"/>
           <w:color w:val="111111"/>
           <w:sz w:val="21"/>
         </w:rPr>
@@ -6952,6 +7561,7 @@
       <w:r>
         <w:rPr>
           <w:b w:val="0"/>
+          <w:i w:val="0"/>
           <w:color w:val="111111"/>
           <w:sz w:val="21"/>
         </w:rPr>
@@ -6965,6 +7575,7 @@
       <w:r>
         <w:rPr>
           <w:b/>
+          <w:i w:val="0"/>
           <w:color w:val="111111"/>
           <w:sz w:val="23"/>
         </w:rPr>
@@ -6978,6 +7589,7 @@
       <w:r>
         <w:rPr>
           <w:b w:val="0"/>
+          <w:i w:val="0"/>
           <w:color w:val="111111"/>
           <w:sz w:val="21"/>
         </w:rPr>
@@ -6991,6 +7603,7 @@
       <w:r>
         <w:rPr>
           <w:b/>
+          <w:i w:val="0"/>
           <w:color w:val="111111"/>
           <w:sz w:val="23"/>
         </w:rPr>
@@ -7004,6 +7617,7 @@
       <w:r>
         <w:rPr>
           <w:b w:val="0"/>
+          <w:i w:val="0"/>
           <w:color w:val="111111"/>
           <w:sz w:val="21"/>
         </w:rPr>
@@ -7017,6 +7631,7 @@
       <w:r>
         <w:rPr>
           <w:b w:val="0"/>
+          <w:i w:val="0"/>
           <w:color w:val="111111"/>
           <w:sz w:val="21"/>
         </w:rPr>
@@ -7030,6 +7645,7 @@
       <w:r>
         <w:rPr>
           <w:b/>
+          <w:i w:val="0"/>
           <w:color w:val="111111"/>
           <w:sz w:val="23"/>
         </w:rPr>
@@ -7043,6 +7659,7 @@
       <w:r>
         <w:rPr>
           <w:b w:val="0"/>
+          <w:i w:val="0"/>
           <w:color w:val="111111"/>
           <w:sz w:val="21"/>
         </w:rPr>
@@ -7051,6 +7668,7 @@
       <w:r>
         <w:rPr>
           <w:b/>
+          <w:i w:val="0"/>
           <w:color w:val="111111"/>
           <w:sz w:val="21"/>
         </w:rPr>
@@ -7059,6 +7677,7 @@
       <w:r>
         <w:rPr>
           <w:b w:val="0"/>
+          <w:i w:val="0"/>
           <w:color w:val="111111"/>
           <w:sz w:val="21"/>
         </w:rPr>
@@ -7072,6 +7691,7 @@
       <w:r>
         <w:rPr>
           <w:b/>
+          <w:i w:val="0"/>
           <w:color w:val="111111"/>
           <w:sz w:val="23"/>
         </w:rPr>
@@ -7085,6 +7705,7 @@
       <w:r>
         <w:rPr>
           <w:b w:val="0"/>
+          <w:i w:val="0"/>
           <w:color w:val="111111"/>
           <w:sz w:val="21"/>
         </w:rPr>
@@ -7098,6 +7719,7 @@
       <w:r>
         <w:rPr>
           <w:b w:val="0"/>
+          <w:i w:val="0"/>
           <w:color w:val="111111"/>
           <w:sz w:val="21"/>
         </w:rPr>
@@ -7111,6 +7733,7 @@
       <w:r>
         <w:rPr>
           <w:b w:val="0"/>
+          <w:i w:val="0"/>
           <w:color w:val="111111"/>
           <w:sz w:val="21"/>
         </w:rPr>
@@ -7124,6 +7747,7 @@
       <w:r>
         <w:rPr>
           <w:b w:val="0"/>
+          <w:i w:val="0"/>
           <w:color w:val="111111"/>
           <w:sz w:val="21"/>
         </w:rPr>
@@ -7137,6 +7761,7 @@
       <w:r>
         <w:rPr>
           <w:b/>
+          <w:i w:val="0"/>
           <w:color w:val="111111"/>
           <w:sz w:val="26"/>
         </w:rPr>
@@ -7150,6 +7775,7 @@
       <w:r>
         <w:rPr>
           <w:b w:val="0"/>
+          <w:i w:val="0"/>
           <w:color w:val="111111"/>
           <w:sz w:val="19"/>
         </w:rPr>
@@ -7167,6 +7793,7 @@
       <w:r>
         <w:rPr>
           <w:b w:val="0"/>
+          <w:i w:val="0"/>
           <w:color w:val="111111"/>
           <w:sz w:val="19"/>
         </w:rPr>
@@ -7175,6 +7802,7 @@
       <w:r>
         <w:rPr>
           <w:b/>
+          <w:i w:val="0"/>
           <w:color w:val="111111"/>
           <w:sz w:val="19"/>
         </w:rPr>
@@ -7183,6 +7811,7 @@
       <w:r>
         <w:rPr>
           <w:b w:val="0"/>
+          <w:i w:val="0"/>
           <w:color w:val="111111"/>
           <w:sz w:val="19"/>
         </w:rPr>
@@ -7196,6 +7825,7 @@
       <w:r>
         <w:rPr>
           <w:b w:val="0"/>
+          <w:i w:val="0"/>
           <w:color w:val="111111"/>
           <w:sz w:val="19"/>
         </w:rPr>
@@ -7213,6 +7843,7 @@
       <w:r>
         <w:rPr>
           <w:b w:val="0"/>
+          <w:i w:val="0"/>
           <w:color w:val="111111"/>
           <w:sz w:val="19"/>
         </w:rPr>
@@ -7221,6 +7852,7 @@
       <w:r>
         <w:rPr>
           <w:b/>
+          <w:i w:val="0"/>
           <w:color w:val="111111"/>
           <w:sz w:val="19"/>
         </w:rPr>
@@ -7229,6 +7861,7 @@
       <w:r>
         <w:rPr>
           <w:b w:val="0"/>
+          <w:i w:val="0"/>
           <w:color w:val="111111"/>
           <w:sz w:val="19"/>
         </w:rPr>
@@ -7242,6 +7875,7 @@
       <w:r>
         <w:rPr>
           <w:b w:val="0"/>
+          <w:i w:val="0"/>
           <w:color w:val="111111"/>
           <w:sz w:val="19"/>
         </w:rPr>
@@ -7259,6 +7893,7 @@
       <w:r>
         <w:rPr>
           <w:b w:val="0"/>
+          <w:i w:val="0"/>
           <w:color w:val="111111"/>
           <w:sz w:val="19"/>
         </w:rPr>
@@ -7267,6 +7902,7 @@
       <w:r>
         <w:rPr>
           <w:b/>
+          <w:i w:val="0"/>
           <w:color w:val="111111"/>
           <w:sz w:val="19"/>
         </w:rPr>
@@ -7275,6 +7911,7 @@
       <w:r>
         <w:rPr>
           <w:b w:val="0"/>
+          <w:i w:val="0"/>
           <w:color w:val="111111"/>
           <w:sz w:val="19"/>
         </w:rPr>
@@ -7288,6 +7925,7 @@
       <w:r>
         <w:rPr>
           <w:b w:val="0"/>
+          <w:i w:val="0"/>
           <w:color w:val="111111"/>
           <w:sz w:val="19"/>
         </w:rPr>
@@ -7305,6 +7943,7 @@
       <w:r>
         <w:rPr>
           <w:b w:val="0"/>
+          <w:i w:val="0"/>
           <w:color w:val="111111"/>
           <w:sz w:val="19"/>
         </w:rPr>
@@ -7313,6 +7952,7 @@
       <w:r>
         <w:rPr>
           <w:b/>
+          <w:i w:val="0"/>
           <w:color w:val="111111"/>
           <w:sz w:val="19"/>
         </w:rPr>
@@ -7321,6 +7961,7 @@
       <w:r>
         <w:rPr>
           <w:b w:val="0"/>
+          <w:i w:val="0"/>
           <w:color w:val="111111"/>
           <w:sz w:val="19"/>
         </w:rPr>
@@ -7334,6 +7975,7 @@
       <w:r>
         <w:rPr>
           <w:b w:val="0"/>
+          <w:i w:val="0"/>
           <w:color w:val="111111"/>
           <w:sz w:val="19"/>
         </w:rPr>
@@ -7351,6 +7993,7 @@
       <w:r>
         <w:rPr>
           <w:b w:val="0"/>
+          <w:i w:val="0"/>
           <w:color w:val="111111"/>
           <w:sz w:val="19"/>
         </w:rPr>
@@ -7359,6 +8002,7 @@
       <w:r>
         <w:rPr>
           <w:b/>
+          <w:i w:val="0"/>
           <w:color w:val="111111"/>
           <w:sz w:val="19"/>
         </w:rPr>
@@ -7367,6 +8011,7 @@
       <w:r>
         <w:rPr>
           <w:b w:val="0"/>
+          <w:i w:val="0"/>
           <w:color w:val="111111"/>
           <w:sz w:val="19"/>
         </w:rPr>
@@ -7380,6 +8025,7 @@
       <w:r>
         <w:rPr>
           <w:b w:val="0"/>
+          <w:i w:val="0"/>
           <w:color w:val="111111"/>
           <w:sz w:val="19"/>
         </w:rPr>
@@ -7397,6 +8043,7 @@
       <w:r>
         <w:rPr>
           <w:b w:val="0"/>
+          <w:i w:val="0"/>
           <w:color w:val="111111"/>
           <w:sz w:val="19"/>
         </w:rPr>
@@ -7405,6 +8052,7 @@
       <w:r>
         <w:rPr>
           <w:b/>
+          <w:i w:val="0"/>
           <w:color w:val="111111"/>
           <w:sz w:val="19"/>
         </w:rPr>
@@ -7413,6 +8061,7 @@
       <w:r>
         <w:rPr>
           <w:b w:val="0"/>
+          <w:i w:val="0"/>
           <w:color w:val="111111"/>
           <w:sz w:val="19"/>
         </w:rPr>
@@ -7426,6 +8075,7 @@
       <w:r>
         <w:rPr>
           <w:b w:val="0"/>
+          <w:i w:val="0"/>
           <w:color w:val="111111"/>
           <w:sz w:val="19"/>
         </w:rPr>
@@ -7443,6 +8093,7 @@
       <w:r>
         <w:rPr>
           <w:b w:val="0"/>
+          <w:i w:val="0"/>
           <w:color w:val="111111"/>
           <w:sz w:val="19"/>
         </w:rPr>
@@ -7451,6 +8102,7 @@
       <w:r>
         <w:rPr>
           <w:b/>
+          <w:i w:val="0"/>
           <w:color w:val="111111"/>
           <w:sz w:val="19"/>
         </w:rPr>
@@ -7459,6 +8111,7 @@
       <w:r>
         <w:rPr>
           <w:b w:val="0"/>
+          <w:i w:val="0"/>
           <w:color w:val="111111"/>
           <w:sz w:val="19"/>
         </w:rPr>
@@ -7472,6 +8125,7 @@
       <w:r>
         <w:rPr>
           <w:b w:val="0"/>
+          <w:i w:val="0"/>
           <w:color w:val="111111"/>
           <w:sz w:val="19"/>
         </w:rPr>
@@ -7489,6 +8143,7 @@
       <w:r>
         <w:rPr>
           <w:b w:val="0"/>
+          <w:i w:val="0"/>
           <w:color w:val="111111"/>
           <w:sz w:val="19"/>
         </w:rPr>
@@ -7497,6 +8152,7 @@
       <w:r>
         <w:rPr>
           <w:b/>
+          <w:i w:val="0"/>
           <w:color w:val="111111"/>
           <w:sz w:val="19"/>
         </w:rPr>
@@ -7505,6 +8161,7 @@
       <w:r>
         <w:rPr>
           <w:b w:val="0"/>
+          <w:i w:val="0"/>
           <w:color w:val="111111"/>
           <w:sz w:val="19"/>
         </w:rPr>
@@ -7518,6 +8175,7 @@
       <w:r>
         <w:rPr>
           <w:b w:val="0"/>
+          <w:i w:val="0"/>
           <w:color w:val="111111"/>
           <w:sz w:val="19"/>
         </w:rPr>
@@ -7535,6 +8193,7 @@
       <w:r>
         <w:rPr>
           <w:b w:val="0"/>
+          <w:i w:val="0"/>
           <w:color w:val="111111"/>
           <w:sz w:val="19"/>
         </w:rPr>
@@ -7543,6 +8202,7 @@
       <w:r>
         <w:rPr>
           <w:b/>
+          <w:i w:val="0"/>
           <w:color w:val="111111"/>
           <w:sz w:val="19"/>
         </w:rPr>
@@ -7551,6 +8211,7 @@
       <w:r>
         <w:rPr>
           <w:b w:val="0"/>
+          <w:i w:val="0"/>
           <w:color w:val="111111"/>
           <w:sz w:val="19"/>
         </w:rPr>
@@ -7564,6 +8225,7 @@
       <w:r>
         <w:rPr>
           <w:b w:val="0"/>
+          <w:i w:val="0"/>
           <w:color w:val="111111"/>
           <w:sz w:val="19"/>
         </w:rPr>
@@ -7581,6 +8243,7 @@
       <w:r>
         <w:rPr>
           <w:b w:val="0"/>
+          <w:i w:val="0"/>
           <w:color w:val="111111"/>
           <w:sz w:val="19"/>
         </w:rPr>
@@ -7589,6 +8252,7 @@
       <w:r>
         <w:rPr>
           <w:b/>
+          <w:i w:val="0"/>
           <w:color w:val="111111"/>
           <w:sz w:val="19"/>
         </w:rPr>
@@ -7597,6 +8261,7 @@
       <w:r>
         <w:rPr>
           <w:b w:val="0"/>
+          <w:i w:val="0"/>
           <w:color w:val="111111"/>
           <w:sz w:val="19"/>
         </w:rPr>
@@ -7610,6 +8275,7 @@
       <w:r>
         <w:rPr>
           <w:b w:val="0"/>
+          <w:i w:val="0"/>
           <w:color w:val="111111"/>
           <w:sz w:val="19"/>
         </w:rPr>
@@ -7627,6 +8293,7 @@
       <w:r>
         <w:rPr>
           <w:b w:val="0"/>
+          <w:i w:val="0"/>
           <w:color w:val="111111"/>
           <w:sz w:val="19"/>
         </w:rPr>
@@ -7635,6 +8302,7 @@
       <w:r>
         <w:rPr>
           <w:b/>
+          <w:i w:val="0"/>
           <w:color w:val="111111"/>
           <w:sz w:val="19"/>
         </w:rPr>
@@ -7643,6 +8311,7 @@
       <w:r>
         <w:rPr>
           <w:b w:val="0"/>
+          <w:i w:val="0"/>
           <w:color w:val="111111"/>
           <w:sz w:val="19"/>
         </w:rPr>
@@ -7656,6 +8325,7 @@
       <w:r>
         <w:rPr>
           <w:b w:val="0"/>
+          <w:i w:val="0"/>
           <w:color w:val="111111"/>
           <w:sz w:val="19"/>
         </w:rPr>
@@ -7673,6 +8343,7 @@
       <w:r>
         <w:rPr>
           <w:b w:val="0"/>
+          <w:i w:val="0"/>
           <w:color w:val="111111"/>
           <w:sz w:val="19"/>
         </w:rPr>
@@ -7681,6 +8352,7 @@
       <w:r>
         <w:rPr>
           <w:b/>
+          <w:i w:val="0"/>
           <w:color w:val="111111"/>
           <w:sz w:val="19"/>
         </w:rPr>
@@ -7689,6 +8361,7 @@
       <w:r>
         <w:rPr>
           <w:b w:val="0"/>
+          <w:i w:val="0"/>
           <w:color w:val="111111"/>
           <w:sz w:val="19"/>
         </w:rPr>
@@ -7702,6 +8375,7 @@
       <w:r>
         <w:rPr>
           <w:b w:val="0"/>
+          <w:i w:val="0"/>
           <w:color w:val="111111"/>
           <w:sz w:val="19"/>
         </w:rPr>
@@ -7719,6 +8393,7 @@
       <w:r>
         <w:rPr>
           <w:b w:val="0"/>
+          <w:i w:val="0"/>
           <w:color w:val="111111"/>
           <w:sz w:val="19"/>
         </w:rPr>
@@ -7727,6 +8402,7 @@
       <w:r>
         <w:rPr>
           <w:b/>
+          <w:i w:val="0"/>
           <w:color w:val="111111"/>
           <w:sz w:val="19"/>
         </w:rPr>
@@ -7735,10 +8411,11 @@
       <w:r>
         <w:rPr>
           <w:b w:val="0"/>
+          <w:i w:val="0"/>
           <w:color w:val="111111"/>
           <w:sz w:val="19"/>
         </w:rPr>
-        <w:t>, 1274 (2026).</w:t>
+        <w:t>, 1274 (2026). doi:10.21037/gs-2026-0217</w:t>
       </w:r>
     </w:p>
     <w:p>
@@ -7748,6 +8425,7 @@
       <w:r>
         <w:rPr>
           <w:b w:val="0"/>
+          <w:i w:val="0"/>
           <w:color w:val="111111"/>
           <w:sz w:val="19"/>
         </w:rPr>
@@ -7765,10 +8443,11 @@
       <w:r>
         <w:rPr>
           <w:b w:val="0"/>
+          <w:i w:val="0"/>
           <w:color w:val="111111"/>
           <w:sz w:val="19"/>
         </w:rPr>
-        <w:t xml:space="preserve"> 2026.04.05.26350209 (2026).</w:t>
+        <w:t xml:space="preserve"> 2026.04.05.26350209 (2026). doi:10.64898/2026.04.05.26350209</w:t>
       </w:r>
     </w:p>
     <w:p>
@@ -7778,6 +8457,7 @@
       <w:r>
         <w:rPr>
           <w:b w:val="0"/>
+          <w:i w:val="0"/>
           <w:color w:val="111111"/>
           <w:sz w:val="19"/>
         </w:rPr>
@@ -7795,6 +8475,7 @@
       <w:r>
         <w:rPr>
           <w:b w:val="0"/>
+          <w:i w:val="0"/>
           <w:color w:val="111111"/>
           <w:sz w:val="19"/>
         </w:rPr>
@@ -7803,6 +8484,7 @@
       <w:r>
         <w:rPr>
           <w:b/>
+          <w:i w:val="0"/>
           <w:color w:val="111111"/>
           <w:sz w:val="19"/>
         </w:rPr>
@@ -7811,6 +8493,7 @@
       <w:r>
         <w:rPr>
           <w:b w:val="0"/>
+          <w:i w:val="0"/>
           <w:color w:val="111111"/>
           <w:sz w:val="19"/>
         </w:rPr>
@@ -7824,6 +8507,7 @@
       <w:r>
         <w:rPr>
           <w:b w:val="0"/>
+          <w:i w:val="0"/>
           <w:color w:val="111111"/>
           <w:sz w:val="19"/>
         </w:rPr>
@@ -7841,6 +8525,7 @@
       <w:r>
         <w:rPr>
           <w:b w:val="0"/>
+          <w:i w:val="0"/>
           <w:color w:val="111111"/>
           <w:sz w:val="19"/>
         </w:rPr>
@@ -7849,6 +8534,7 @@
       <w:r>
         <w:rPr>
           <w:b/>
+          <w:i w:val="0"/>
           <w:color w:val="111111"/>
           <w:sz w:val="19"/>
         </w:rPr>
@@ -7857,6 +8543,7 @@
       <w:r>
         <w:rPr>
           <w:b w:val="0"/>
+          <w:i w:val="0"/>
           <w:color w:val="111111"/>
           <w:sz w:val="19"/>
         </w:rPr>
@@ -7870,6 +8557,7 @@
       <w:r>
         <w:rPr>
           <w:b w:val="0"/>
+          <w:i w:val="0"/>
           <w:color w:val="111111"/>
           <w:sz w:val="19"/>
         </w:rPr>
@@ -7887,6 +8575,7 @@
       <w:r>
         <w:rPr>
           <w:b w:val="0"/>
+          <w:i w:val="0"/>
           <w:color w:val="111111"/>
           <w:sz w:val="19"/>
         </w:rPr>
@@ -7895,6 +8584,7 @@
       <w:r>
         <w:rPr>
           <w:b/>
+          <w:i w:val="0"/>
           <w:color w:val="111111"/>
           <w:sz w:val="19"/>
         </w:rPr>
@@ -7903,6 +8593,7 @@
       <w:r>
         <w:rPr>
           <w:b w:val="0"/>
+          <w:i w:val="0"/>
           <w:color w:val="111111"/>
           <w:sz w:val="19"/>
         </w:rPr>
@@ -7916,6 +8607,7 @@
       <w:r>
         <w:rPr>
           <w:b w:val="0"/>
+          <w:i w:val="0"/>
           <w:color w:val="111111"/>
           <w:sz w:val="19"/>
         </w:rPr>
@@ -7933,6 +8625,7 @@
       <w:r>
         <w:rPr>
           <w:b w:val="0"/>
+          <w:i w:val="0"/>
           <w:color w:val="111111"/>
           <w:sz w:val="19"/>
         </w:rPr>
@@ -7941,6 +8634,7 @@
       <w:r>
         <w:rPr>
           <w:b/>
+          <w:i w:val="0"/>
           <w:color w:val="111111"/>
           <w:sz w:val="19"/>
         </w:rPr>
@@ -7949,6 +8643,7 @@
       <w:r>
         <w:rPr>
           <w:b w:val="0"/>
+          <w:i w:val="0"/>
           <w:color w:val="111111"/>
           <w:sz w:val="19"/>
         </w:rPr>
@@ -7962,6 +8657,7 @@
       <w:r>
         <w:rPr>
           <w:b w:val="0"/>
+          <w:i w:val="0"/>
           <w:color w:val="111111"/>
           <w:sz w:val="19"/>
         </w:rPr>
@@ -7979,6 +8675,7 @@
       <w:r>
         <w:rPr>
           <w:b w:val="0"/>
+          <w:i w:val="0"/>
           <w:color w:val="111111"/>
           <w:sz w:val="19"/>
         </w:rPr>
@@ -7987,6 +8684,7 @@
       <w:r>
         <w:rPr>
           <w:b/>
+          <w:i w:val="0"/>
           <w:color w:val="111111"/>
           <w:sz w:val="19"/>
         </w:rPr>
@@ -7995,6 +8693,7 @@
       <w:r>
         <w:rPr>
           <w:b w:val="0"/>
+          <w:i w:val="0"/>
           <w:color w:val="111111"/>
           <w:sz w:val="19"/>
         </w:rPr>
@@ -8008,6 +8707,7 @@
       <w:r>
         <w:rPr>
           <w:b w:val="0"/>
+          <w:i w:val="0"/>
           <w:color w:val="111111"/>
           <w:sz w:val="19"/>
         </w:rPr>
@@ -8025,6 +8725,7 @@
       <w:r>
         <w:rPr>
           <w:b w:val="0"/>
+          <w:i w:val="0"/>
           <w:color w:val="111111"/>
           <w:sz w:val="19"/>
         </w:rPr>
@@ -8033,6 +8734,7 @@
       <w:r>
         <w:rPr>
           <w:b/>
+          <w:i w:val="0"/>
           <w:color w:val="111111"/>
           <w:sz w:val="19"/>
         </w:rPr>
@@ -8041,10 +8743,11 @@
       <w:r>
         <w:rPr>
           <w:b w:val="0"/>
+          <w:i w:val="0"/>
           <w:color w:val="111111"/>
           <w:sz w:val="19"/>
         </w:rPr>
-        <w:t>, 523–530 (2026).</w:t>
+        <w:t>, 523–530 (2026). doi:10.1097/mcc.0000000000001411</w:t>
       </w:r>
     </w:p>
     <w:p>
@@ -8054,6 +8757,7 @@
       <w:r>
         <w:rPr>
           <w:b w:val="0"/>
+          <w:i w:val="0"/>
           <w:color w:val="111111"/>
           <w:sz w:val="19"/>
         </w:rPr>
@@ -8071,6 +8775,7 @@
       <w:r>
         <w:rPr>
           <w:b w:val="0"/>
+          <w:i w:val="0"/>
           <w:color w:val="111111"/>
           <w:sz w:val="19"/>
         </w:rPr>
@@ -8079,6 +8784,7 @@
       <w:r>
         <w:rPr>
           <w:b/>
+          <w:i w:val="0"/>
           <w:color w:val="111111"/>
           <w:sz w:val="19"/>
         </w:rPr>
@@ -8087,6 +8793,7 @@
       <w:r>
         <w:rPr>
           <w:b w:val="0"/>
+          <w:i w:val="0"/>
           <w:color w:val="111111"/>
           <w:sz w:val="19"/>
         </w:rPr>
@@ -8100,10 +8807,11 @@
       <w:r>
         <w:rPr>
           <w:b w:val="0"/>
+          <w:i w:val="0"/>
           <w:color w:val="111111"/>
           <w:sz w:val="19"/>
         </w:rPr>
-        <w:t xml:space="preserve">[22] van Geloven, N. et al. Beyond model development in healthcare AI: post-development robustness, post-deployment monitoring, and lifecycle governance. </w:t>
+        <w:t xml:space="preserve">[22] El Arab, R. A., Mustafa, M. H., Almagharbeh, W. T., Saleem, N. H. et al. Beyond model development in healthcare AI: post-development robustness, post-deployment monitoring, and lifecycle governance. </w:t>
       </w:r>
       <w:r>
         <w:rPr>
@@ -8117,6 +8825,7 @@
       <w:r>
         <w:rPr>
           <w:b w:val="0"/>
+          <w:i w:val="0"/>
           <w:color w:val="111111"/>
           <w:sz w:val="19"/>
         </w:rPr>
@@ -8125,6 +8834,7 @@
       <w:r>
         <w:rPr>
           <w:b/>
+          <w:i w:val="0"/>
           <w:color w:val="111111"/>
           <w:sz w:val="19"/>
         </w:rPr>
@@ -8133,10 +8843,11 @@
       <w:r>
         <w:rPr>
           <w:b w:val="0"/>
+          <w:i w:val="0"/>
           <w:color w:val="111111"/>
           <w:sz w:val="19"/>
         </w:rPr>
-        <w:t>, 1459 (2026).</w:t>
+        <w:t>, 1459 (2026). doi:10.3390/healthcare14111459</w:t>
       </w:r>
     </w:p>
     <w:p>
@@ -8146,6 +8857,7 @@
       <w:r>
         <w:rPr>
           <w:b w:val="0"/>
+          <w:i w:val="0"/>
           <w:color w:val="111111"/>
           <w:sz w:val="19"/>
         </w:rPr>
@@ -8163,6 +8875,7 @@
       <w:r>
         <w:rPr>
           <w:b w:val="0"/>
+          <w:i w:val="0"/>
           <w:color w:val="111111"/>
           <w:sz w:val="19"/>
         </w:rPr>
@@ -8171,6 +8884,7 @@
       <w:r>
         <w:rPr>
           <w:b/>
+          <w:i w:val="0"/>
           <w:color w:val="111111"/>
           <w:sz w:val="19"/>
         </w:rPr>
@@ -8179,6 +8893,7 @@
       <w:r>
         <w:rPr>
           <w:b w:val="0"/>
+          <w:i w:val="0"/>
           <w:color w:val="111111"/>
           <w:sz w:val="19"/>
         </w:rPr>
@@ -8192,6 +8907,7 @@
       <w:r>
         <w:rPr>
           <w:b w:val="0"/>
+          <w:i w:val="0"/>
           <w:color w:val="111111"/>
           <w:sz w:val="19"/>
         </w:rPr>
@@ -8209,6 +8925,7 @@
       <w:r>
         <w:rPr>
           <w:b w:val="0"/>
+          <w:i w:val="0"/>
           <w:color w:val="111111"/>
           <w:sz w:val="19"/>
         </w:rPr>
@@ -8217,6 +8934,7 @@
       <w:r>
         <w:rPr>
           <w:b/>
+          <w:i w:val="0"/>
           <w:color w:val="111111"/>
           <w:sz w:val="19"/>
         </w:rPr>
@@ -8225,6 +8943,7 @@
       <w:r>
         <w:rPr>
           <w:b w:val="0"/>
+          <w:i w:val="0"/>
           <w:color w:val="111111"/>
           <w:sz w:val="19"/>
         </w:rPr>
@@ -8238,6 +8957,7 @@
       <w:r>
         <w:rPr>
           <w:b w:val="0"/>
+          <w:i w:val="0"/>
           <w:color w:val="111111"/>
           <w:sz w:val="19"/>
         </w:rPr>
@@ -8255,6 +8975,7 @@
       <w:r>
         <w:rPr>
           <w:b w:val="0"/>
+          <w:i w:val="0"/>
           <w:color w:val="111111"/>
           <w:sz w:val="19"/>
         </w:rPr>
@@ -8263,6 +8984,7 @@
       <w:r>
         <w:rPr>
           <w:b/>
+          <w:i w:val="0"/>
           <w:color w:val="111111"/>
           <w:sz w:val="19"/>
         </w:rPr>
@@ -8271,6 +8993,7 @@
       <w:r>
         <w:rPr>
           <w:b w:val="0"/>
+          <w:i w:val="0"/>
           <w:color w:val="111111"/>
           <w:sz w:val="19"/>
         </w:rPr>
@@ -8284,6 +9007,7 @@
       <w:r>
         <w:rPr>
           <w:b w:val="0"/>
+          <w:i w:val="0"/>
           <w:color w:val="111111"/>
           <w:sz w:val="19"/>
         </w:rPr>
@@ -8301,6 +9025,7 @@
       <w:r>
         <w:rPr>
           <w:b w:val="0"/>
+          <w:i w:val="0"/>
           <w:color w:val="111111"/>
           <w:sz w:val="19"/>
         </w:rPr>
@@ -8309,6 +9034,7 @@
       <w:r>
         <w:rPr>
           <w:b/>
+          <w:i w:val="0"/>
           <w:color w:val="111111"/>
           <w:sz w:val="19"/>
         </w:rPr>
@@ -8317,6 +9043,7 @@
       <w:r>
         <w:rPr>
           <w:b w:val="0"/>
+          <w:i w:val="0"/>
           <w:color w:val="111111"/>
           <w:sz w:val="19"/>
         </w:rPr>
@@ -8330,6 +9057,7 @@
       <w:r>
         <w:rPr>
           <w:b w:val="0"/>
+          <w:i w:val="0"/>
           <w:color w:val="111111"/>
           <w:sz w:val="19"/>
         </w:rPr>
@@ -8347,6 +9075,7 @@
       <w:r>
         <w:rPr>
           <w:b w:val="0"/>
+          <w:i w:val="0"/>
           <w:color w:val="111111"/>
           <w:sz w:val="19"/>
         </w:rPr>
@@ -8355,6 +9084,7 @@
       <w:r>
         <w:rPr>
           <w:b/>
+          <w:i w:val="0"/>
           <w:color w:val="111111"/>
           <w:sz w:val="19"/>
         </w:rPr>
@@ -8363,6 +9093,7 @@
       <w:r>
         <w:rPr>
           <w:b w:val="0"/>
+          <w:i w:val="0"/>
           <w:color w:val="111111"/>
           <w:sz w:val="19"/>
         </w:rPr>
@@ -8376,6 +9107,7 @@
       <w:r>
         <w:rPr>
           <w:b w:val="0"/>
+          <w:i w:val="0"/>
           <w:color w:val="111111"/>
           <w:sz w:val="19"/>
         </w:rPr>
@@ -8393,6 +9125,7 @@
       <w:r>
         <w:rPr>
           <w:b w:val="0"/>
+          <w:i w:val="0"/>
           <w:color w:val="111111"/>
           <w:sz w:val="19"/>
         </w:rPr>
@@ -8401,6 +9134,7 @@
       <w:r>
         <w:rPr>
           <w:b/>
+          <w:i w:val="0"/>
           <w:color w:val="111111"/>
           <w:sz w:val="19"/>
         </w:rPr>
@@ -8409,6 +9143,7 @@
       <w:r>
         <w:rPr>
           <w:b w:val="0"/>
+          <w:i w:val="0"/>
           <w:color w:val="111111"/>
           <w:sz w:val="19"/>
         </w:rPr>
@@ -8422,6 +9157,7 @@
       <w:r>
         <w:rPr>
           <w:b w:val="0"/>
+          <w:i w:val="0"/>
           <w:color w:val="111111"/>
           <w:sz w:val="19"/>
         </w:rPr>
@@ -8439,6 +9175,7 @@
       <w:r>
         <w:rPr>
           <w:b w:val="0"/>
+          <w:i w:val="0"/>
           <w:color w:val="111111"/>
           <w:sz w:val="19"/>
         </w:rPr>
@@ -8447,6 +9184,7 @@
       <w:r>
         <w:rPr>
           <w:b/>
+          <w:i w:val="0"/>
           <w:color w:val="111111"/>
           <w:sz w:val="19"/>
         </w:rPr>
@@ -8455,6 +9193,7 @@
       <w:r>
         <w:rPr>
           <w:b w:val="0"/>
+          <w:i w:val="0"/>
           <w:color w:val="111111"/>
           <w:sz w:val="19"/>
         </w:rPr>
@@ -8468,6 +9207,7 @@
       <w:r>
         <w:rPr>
           <w:b w:val="0"/>
+          <w:i w:val="0"/>
           <w:color w:val="111111"/>
           <w:sz w:val="19"/>
         </w:rPr>
@@ -8485,6 +9225,7 @@
       <w:r>
         <w:rPr>
           <w:b w:val="0"/>
+          <w:i w:val="0"/>
           <w:color w:val="111111"/>
           <w:sz w:val="19"/>
         </w:rPr>
@@ -8493,6 +9234,7 @@
       <w:r>
         <w:rPr>
           <w:b/>
+          <w:i w:val="0"/>
           <w:color w:val="111111"/>
           <w:sz w:val="19"/>
         </w:rPr>
@@ -8501,6 +9243,7 @@
       <w:r>
         <w:rPr>
           <w:b w:val="0"/>
+          <w:i w:val="0"/>
           <w:color w:val="111111"/>
           <w:sz w:val="19"/>
         </w:rPr>
@@ -8514,6 +9257,7 @@
       <w:r>
         <w:rPr>
           <w:b w:val="0"/>
+          <w:i w:val="0"/>
           <w:color w:val="111111"/>
           <w:sz w:val="19"/>
         </w:rPr>
@@ -8531,6 +9275,7 @@
       <w:r>
         <w:rPr>
           <w:b w:val="0"/>
+          <w:i w:val="0"/>
           <w:color w:val="111111"/>
           <w:sz w:val="19"/>
         </w:rPr>
@@ -8539,6 +9284,7 @@
       <w:r>
         <w:rPr>
           <w:b/>
+          <w:i w:val="0"/>
           <w:color w:val="111111"/>
           <w:sz w:val="19"/>
         </w:rPr>
@@ -8547,6 +9293,7 @@
       <w:r>
         <w:rPr>
           <w:b w:val="0"/>
+          <w:i w:val="0"/>
           <w:color w:val="111111"/>
           <w:sz w:val="19"/>
         </w:rPr>
@@ -8560,6 +9307,7 @@
       <w:r>
         <w:rPr>
           <w:b w:val="0"/>
+          <w:i w:val="0"/>
           <w:color w:val="111111"/>
           <w:sz w:val="19"/>
         </w:rPr>
@@ -8577,6 +9325,7 @@
       <w:r>
         <w:rPr>
           <w:b w:val="0"/>
+          <w:i w:val="0"/>
           <w:color w:val="111111"/>
           <w:sz w:val="19"/>
         </w:rPr>
@@ -8585,6 +9334,7 @@
       <w:r>
         <w:rPr>
           <w:b/>
+          <w:i w:val="0"/>
           <w:color w:val="111111"/>
           <w:sz w:val="19"/>
         </w:rPr>
@@ -8593,6 +9343,7 @@
       <w:r>
         <w:rPr>
           <w:b w:val="0"/>
+          <w:i w:val="0"/>
           <w:color w:val="111111"/>
           <w:sz w:val="19"/>
         </w:rPr>
@@ -8606,6 +9357,7 @@
       <w:r>
         <w:rPr>
           <w:b/>
+          <w:i w:val="0"/>
           <w:color w:val="111111"/>
           <w:sz w:val="25"/>
         </w:rPr>
@@ -8619,6 +9371,7 @@
       <w:r>
         <w:rPr>
           <w:b/>
+          <w:i w:val="0"/>
           <w:color w:val="111111"/>
           <w:sz w:val="20"/>
         </w:rPr>
@@ -8627,6 +9380,7 @@
       <w:r>
         <w:rPr>
           <w:b w:val="0"/>
+          <w:i w:val="0"/>
           <w:color w:val="111111"/>
           <w:sz w:val="20"/>
         </w:rPr>
@@ -8640,6 +9394,7 @@
       <w:r>
         <w:rPr>
           <w:b/>
+          <w:i w:val="0"/>
           <w:color w:val="111111"/>
           <w:sz w:val="25"/>
         </w:rPr>
@@ -8653,6 +9408,7 @@
       <w:r>
         <w:rPr>
           <w:b/>
+          <w:i w:val="0"/>
           <w:color w:val="111111"/>
           <w:sz w:val="20"/>
         </w:rPr>
@@ -8661,6 +9417,7 @@
       <w:r>
         <w:rPr>
           <w:b w:val="0"/>
+          <w:i w:val="0"/>
           <w:color w:val="111111"/>
           <w:sz w:val="20"/>
         </w:rPr>
@@ -8674,6 +9431,7 @@
       <w:r>
         <w:rPr>
           <w:b/>
+          <w:i w:val="0"/>
           <w:color w:val="111111"/>
           <w:sz w:val="20"/>
         </w:rPr>
@@ -8682,6 +9440,7 @@
       <w:r>
         <w:rPr>
           <w:b w:val="0"/>
+          <w:i w:val="0"/>
           <w:color w:val="111111"/>
           <w:sz w:val="20"/>
         </w:rPr>
@@ -8695,6 +9454,7 @@
       <w:r>
         <w:rPr>
           <w:b w:val="0"/>
+          <w:i w:val="0"/>
           <w:color w:val="111111"/>
           <w:sz w:val="20"/>
         </w:rPr>
